--- a/Eisenbahn/Rocrail/My_Rocrail_Z21_Konfig.docx
+++ b/Eisenbahn/Rocrail/My_Rocrail_Z21_Konfig.docx
@@ -84,7 +84,6 @@
             <w:rPr>
               <w:webHidden/>
               <w:rStyle w:val="Verzeichnissprung"/>
-              <w:vanish w:val="false"/>
             </w:rPr>
             <w:instrText xml:space="preserve"> TOC \z \o "1-3" \u \h</w:instrText>
           </w:r>
@@ -92,7 +91,6 @@
             <w:rPr>
               <w:webHidden/>
               <w:rStyle w:val="Verzeichnissprung"/>
-              <w:vanish w:val="false"/>
             </w:rPr>
             <w:fldChar w:fldCharType="separate"/>
           </w:r>
@@ -101,15 +99,8 @@
               <w:rPr>
                 <w:webHidden/>
                 <w:rStyle w:val="Verzeichnissprung"/>
-                <w:vanish w:val="false"/>
               </w:rPr>
               <w:t>Ausbaustufen - Historie</w:t>
-            </w:r>
-            <w:r>
-              <w:rPr>
-                <w:rStyle w:val="Verzeichnissprung"/>
-                <w:vanish w:val="false"/>
-              </w:rPr>
               <w:tab/>
               <w:t>2</w:t>
             </w:r>
@@ -129,7 +120,6 @@
               <w:rPr>
                 <w:webHidden/>
                 <w:rStyle w:val="Verzeichnissprung"/>
-                <w:vanish w:val="false"/>
               </w:rPr>
               <w:t>Rocrail Eisenbahnsteuerung mit z21 Arduino Nachbau Zentrale</w:t>
               <w:tab/>
@@ -151,7 +141,6 @@
               <w:rPr>
                 <w:webHidden/>
                 <w:rStyle w:val="Verzeichnissprung"/>
-                <w:vanish w:val="false"/>
               </w:rPr>
               <w:t>Info Links</w:t>
               <w:tab/>
@@ -173,7 +162,6 @@
               <w:rPr>
                 <w:webHidden/>
                 <w:rStyle w:val="Verzeichnissprung"/>
-                <w:vanish w:val="false"/>
               </w:rPr>
               <w:t>Rocrail Konfiguration mit z21 Nachbau Zentrale - Windows</w:t>
               <w:tab/>
@@ -197,7 +185,6 @@
                 <w:rStyle w:val="Verzeichnissprung"/>
                 <w:i/>
                 <w:iCs/>
-                <w:vanish w:val="false"/>
               </w:rPr>
               <w:t xml:space="preserve">Umstieg von </w:t>
             </w:r>
@@ -207,7 +194,31 @@
                 <w:i/>
                 <w:iCs/>
               </w:rPr>
-              <w:t>XP Rocrail x32 auf Windows 10 x64</w:t>
+              <w:t xml:space="preserve">XP </w:t>
+            </w:r>
+            <w:r>
+              <w:rPr>
+                <w:rStyle w:val="Verzeichnissprung"/>
+                <w:i/>
+                <w:iCs/>
+              </w:rPr>
+              <w:t>Rocrail x32</w:t>
+            </w:r>
+            <w:r>
+              <w:rPr>
+                <w:rStyle w:val="Verzeichnissprung"/>
+                <w:i/>
+                <w:iCs/>
+              </w:rPr>
+              <w:t xml:space="preserve"> </w:t>
+            </w:r>
+            <w:r>
+              <w:rPr>
+                <w:rStyle w:val="Verzeichnissprung"/>
+                <w:i/>
+                <w:iCs/>
+              </w:rPr>
+              <w:t>auf Windows 10 x64</w:t>
             </w:r>
             <w:r>
               <w:rPr>
@@ -233,7 +244,6 @@
               <w:rPr>
                 <w:webHidden/>
                 <w:rStyle w:val="Verzeichnissprung"/>
-                <w:vanish w:val="false"/>
               </w:rPr>
               <w:t>Rocrail Sicherung:</w:t>
               <w:tab/>
@@ -255,7 +265,6 @@
               <w:rPr>
                 <w:webHidden/>
                 <w:rStyle w:val="Verzeichnissprung"/>
-                <w:vanish w:val="false"/>
               </w:rPr>
               <w:t>Rocrail Umzug von Windows 10 nach Windows 11 Rechner</w:t>
               <w:tab/>
@@ -277,7 +286,6 @@
               <w:rPr>
                 <w:webHidden/>
                 <w:rStyle w:val="Verzeichnissprung"/>
-                <w:vanish w:val="false"/>
               </w:rPr>
               <w:t>Rocrail Umzug von Windows 10 nach Linux Mint 22.1</w:t>
               <w:tab/>
@@ -299,7 +307,6 @@
               <w:rPr>
                 <w:webHidden/>
                 <w:rStyle w:val="Verzeichnissprung"/>
-                <w:vanish w:val="false"/>
               </w:rPr>
               <w:t>Rocrail Gleisplan:</w:t>
               <w:tab/>
@@ -321,7 +328,6 @@
               <w:rPr>
                 <w:webHidden/>
                 <w:rStyle w:val="Verzeichnissprung"/>
-                <w:vanish w:val="false"/>
               </w:rPr>
               <w:t>Aufbau und Hürden des Rocrail Automatik Betrieb</w:t>
               <w:tab/>
@@ -344,7 +350,6 @@
                 <w:webHidden/>
                 <w:rStyle w:val="Verzeichnissprung"/>
                 <w:i w:val="false"/>
-                <w:vanish w:val="false"/>
               </w:rPr>
               <w:t>Rocrail Rückmelder Infos:</w:t>
             </w:r>
@@ -371,7 +376,6 @@
               <w:rPr>
                 <w:webHidden/>
                 <w:rStyle w:val="Verzeichnissprung"/>
-                <w:vanish w:val="false"/>
               </w:rPr>
               <w:t>Rocview: Menü</w:t>
               <w:tab/>
@@ -393,7 +397,6 @@
               <w:rPr>
                 <w:webHidden/>
                 <w:rStyle w:val="Verzeichnissprung"/>
-                <w:vanish w:val="false"/>
               </w:rPr>
               <w:t>Rocview Eigenschaften - Rocview.ini</w:t>
               <w:tab/>
@@ -415,7 +418,6 @@
               <w:rPr>
                 <w:webHidden/>
                 <w:rStyle w:val="Verzeichnissprung"/>
-                <w:vanish w:val="false"/>
               </w:rPr>
               <w:t>Rocview - SVG</w:t>
               <w:tab/>
@@ -437,7 +439,6 @@
               <w:rPr>
                 <w:webHidden/>
                 <w:rStyle w:val="Verzeichnissprung"/>
-                <w:vanish w:val="false"/>
               </w:rPr>
               <w:t>Rocrail Eigenschaften – Rocrail.ini</w:t>
               <w:tab/>
@@ -459,7 +460,6 @@
               <w:rPr>
                 <w:webHidden/>
                 <w:rStyle w:val="Verzeichnissprung"/>
-                <w:vanish w:val="false"/>
               </w:rPr>
               <w:t xml:space="preserve">Konfiguration weiterer. z21 Steuerungen </w:t>
             </w:r>
@@ -494,7 +494,6 @@
               <w:rPr>
                 <w:webHidden/>
                 <w:rStyle w:val="Verzeichnissprung"/>
-                <w:vanish w:val="false"/>
               </w:rPr>
               <w:t>Konfiguration einer . z21 Steuerung</w:t>
               <w:tab/>
@@ -516,7 +515,6 @@
               <w:rPr>
                 <w:webHidden/>
                 <w:rStyle w:val="Verzeichnissprung"/>
-                <w:vanish w:val="false"/>
               </w:rPr>
               <w:t>Konfiguration der Lokomotiven</w:t>
               <w:tab/>
@@ -538,7 +536,6 @@
               <w:rPr>
                 <w:webHidden/>
                 <w:rStyle w:val="Verzeichnissprung"/>
-                <w:vanish w:val="false"/>
               </w:rPr>
               <w:t>Definition eines Rückmelder</w:t>
               <w:tab/>
@@ -560,7 +557,6 @@
               <w:rPr>
                 <w:webHidden/>
                 <w:rStyle w:val="Verzeichnissprung"/>
-                <w:vanish w:val="false"/>
               </w:rPr>
               <w:t>Konfiguration einer Weiche</w:t>
               <w:tab/>
@@ -582,7 +578,6 @@
               <w:rPr>
                 <w:webHidden/>
                 <w:rStyle w:val="Verzeichnissprung"/>
-                <w:vanish w:val="false"/>
               </w:rPr>
               <w:t>Konfiguration der Blöcke</w:t>
               <w:tab/>
@@ -604,7 +599,6 @@
               <w:rPr>
                 <w:webHidden/>
                 <w:rStyle w:val="Verzeichnissprung"/>
-                <w:vanish w:val="false"/>
               </w:rPr>
               <w:t>Definition von Aktionen:</w:t>
               <w:tab/>
@@ -626,7 +620,6 @@
               <w:rPr>
                 <w:webHidden/>
                 <w:rStyle w:val="Verzeichnissprung"/>
-                <w:vanish w:val="false"/>
               </w:rPr>
               <w:t>Konfiguration der Fahrpläne</w:t>
               <w:tab/>
@@ -648,11 +641,52 @@
               <w:rPr>
                 <w:webHidden/>
                 <w:rStyle w:val="Verzeichnissprung"/>
-                <w:vanish w:val="false"/>
               </w:rPr>
               <w:t>Konfiguration der Fahrstraßen</w:t>
               <w:tab/>
               <w:t>55</w:t>
+            </w:r>
+          </w:hyperlink>
+        </w:p>
+        <w:p>
+          <w:pPr>
+            <w:pStyle w:val="TOC2"/>
+            <w:tabs>
+              <w:tab w:val="clear" w:pos="9062"/>
+              <w:tab w:val="right" w:pos="9071" w:leader="dot"/>
+            </w:tabs>
+            <w:rPr/>
+          </w:pPr>
+          <w:hyperlink w:anchor="__RefHeading___Toc2244_651166389">
+            <w:r>
+              <w:rPr>
+                <w:webHidden/>
+                <w:rStyle w:val="Verzeichnissprung"/>
+              </w:rPr>
+              <w:t>Router - automatisch erzeugte Fahrstraßen</w:t>
+              <w:tab/>
+              <w:t>59</w:t>
+            </w:r>
+          </w:hyperlink>
+        </w:p>
+        <w:p>
+          <w:pPr>
+            <w:pStyle w:val="TOC2"/>
+            <w:tabs>
+              <w:tab w:val="clear" w:pos="9062"/>
+              <w:tab w:val="right" w:pos="9071" w:leader="dot"/>
+            </w:tabs>
+            <w:rPr/>
+          </w:pPr>
+          <w:hyperlink w:anchor="__RefHeading___Toc2242_651166389_Kopie_1">
+            <w:r>
+              <w:rPr>
+                <w:webHidden/>
+                <w:rStyle w:val="Verzeichnissprung"/>
+              </w:rPr>
+              <w:t>Konfiguration der Ausgänge</w:t>
+              <w:tab/>
+              <w:t>60</w:t>
             </w:r>
           </w:hyperlink>
         </w:p>
@@ -665,38 +699,15 @@
             </w:tabs>
             <w:rPr/>
           </w:pPr>
-          <w:hyperlink w:anchor="__RefHeading___Toc2244_651166389">
+          <w:hyperlink w:anchor="__RefHeading___Toc2493_4156144698">
             <w:r>
               <w:rPr>
                 <w:webHidden/>
                 <w:rStyle w:val="Verzeichnissprung"/>
-                <w:vanish w:val="false"/>
-              </w:rPr>
-              <w:t>Router - automatisch erzeugte Fahrstraßen</w:t>
-              <w:tab/>
-              <w:t>59</w:t>
-            </w:r>
-          </w:hyperlink>
-        </w:p>
-        <w:p>
-          <w:pPr>
-            <w:pStyle w:val="TOC1"/>
-            <w:tabs>
-              <w:tab w:val="clear" w:pos="709"/>
-              <w:tab w:val="right" w:pos="9071" w:leader="dot"/>
-            </w:tabs>
-            <w:rPr/>
-          </w:pPr>
-          <w:hyperlink w:anchor="__RefHeading___Toc2246_651166389">
-            <w:r>
-              <w:rPr>
-                <w:webHidden/>
-                <w:rStyle w:val="Verzeichnissprung"/>
-                <w:vanish w:val="false"/>
               </w:rPr>
               <w:t>Rocrail Decoder Programmierung</w:t>
               <w:tab/>
-              <w:t>60</w:t>
+              <w:t>62</w:t>
             </w:r>
           </w:hyperlink>
         </w:p>
@@ -714,11 +725,10 @@
               <w:rPr>
                 <w:webHidden/>
                 <w:rStyle w:val="Verzeichnissprung"/>
-                <w:vanish w:val="false"/>
               </w:rPr>
               <w:t>Anhang:</w:t>
               <w:tab/>
-              <w:t>61</w:t>
+              <w:t>63</w:t>
             </w:r>
           </w:hyperlink>
         </w:p>
@@ -736,17 +746,15 @@
               <w:rPr>
                 <w:webHidden/>
                 <w:rStyle w:val="Verzeichnissprung"/>
-                <w:vanish w:val="false"/>
               </w:rPr>
               <w:t>Info Decoder Reset:</w:t>
               <w:tab/>
-              <w:t>61</w:t>
+              <w:t>63</w:t>
             </w:r>
           </w:hyperlink>
           <w:r>
             <w:rPr>
               <w:rStyle w:val="Verzeichnissprung"/>
-              <w:vanish w:val="false"/>
             </w:rPr>
             <w:fldChar w:fldCharType="end"/>
           </w:r>
@@ -1248,7 +1256,7 @@
         <w:rPr/>
         <w:t>2025-09</w:t>
         <w:tab/>
-        <w:t>wechsel von MS Office zu LibreOffice, Formatierung ,</w:t>
+        <w:t>wechsel von MS Office zu LibreOffice, Formatierung, ...</w:t>
       </w:r>
     </w:p>
     <w:p>
@@ -1261,9 +1269,9 @@
       </w:pPr>
       <w:r>
         <w:rPr/>
-        <w:tab/>
-        <w:tab/>
-        <w:t>Aktualisierung,dieser Doku</w:t>
+        <w:t>2026-03</w:t>
+        <w:tab/>
+        <w:t>Aktualisierung, dieser Doku, neuer Link zu  RocRail</w:t>
       </w:r>
     </w:p>
     <w:p>
@@ -1277,6 +1285,60 @@
       <w:r>
         <w:rPr/>
         <w:tab/>
+        <w:tab/>
+        <w:t xml:space="preserve">die unten aufgeführten Links sind teilweise veraltet, da RocRail von </w:t>
+        <w:br/>
+        <w:tab/>
+        <w:tab/>
+      </w:r>
+      <w:hyperlink r:id="rId2">
+        <w:r>
+          <w:rPr>
+            <w:rStyle w:val="Hyperlink"/>
+          </w:rPr>
+          <w:t>https://wiki.rocrail.net/</w:t>
+        </w:r>
+      </w:hyperlink>
+      <w:r>
+        <w:rPr/>
+        <w:t xml:space="preserve"> nach </w:t>
+      </w:r>
+      <w:hyperlink r:id="rId3">
+        <w:r>
+          <w:rPr>
+            <w:rStyle w:val="Hyperlink"/>
+          </w:rPr>
+          <w:t>https://www.rocrail.online/</w:t>
+        </w:r>
+      </w:hyperlink>
+      <w:r>
+        <w:rPr/>
+        <w:t xml:space="preserve"> umgezogen ist.</w:t>
+      </w:r>
+    </w:p>
+    <w:p>
+      <w:pPr>
+        <w:pStyle w:val="Normal"/>
+        <w:widowControl w:val="false"/>
+        <w:suppressAutoHyphens w:val="true"/>
+        <w:spacing w:before="0" w:after="0"/>
+        <w:rPr/>
+      </w:pPr>
+      <w:r>
+        <w:rPr/>
+        <w:t>2026-04</w:t>
+      </w:r>
+      <w:r>
+        <w:rPr/>
+        <w:tab/>
+        <w:t xml:space="preserve">Definition </w:t>
+      </w:r>
+      <w:r>
+        <w:rPr/>
+        <w:t>der Ausgänge</w:t>
+      </w:r>
+      <w:r>
+        <w:rPr/>
         <w:tab/>
       </w:r>
     </w:p>
@@ -1333,12 +1395,12 @@
         <w:bidi w:val="0"/>
         <w:spacing w:before="0" w:after="0"/>
         <w:ind w:hanging="0" w:start="57" w:end="0"/>
-        <w:jc w:val="center"/>
-        <w:rPr/>
-      </w:pPr>
-      <w:r>
-        <w:rPr/>
-        <w:t>Stand: 2025-09</w:t>
+        <w:jc w:val="end"/>
+        <w:rPr/>
+      </w:pPr>
+      <w:r>
+        <w:rPr/>
+        <w:t>Stand: 2026-04</w:t>
       </w:r>
     </w:p>
     <w:p>
@@ -1435,7 +1497,7 @@
         <w:br/>
         <w:t xml:space="preserve">(mit „LED-Rückmeldung“), erweitert um Weich88N </w:t>
       </w:r>
-      <w:hyperlink r:id="rId2">
+      <w:hyperlink r:id="rId4">
         <w:r>
           <w:rPr>
             <w:rStyle w:val="Hyperlink"/>
@@ -1447,16 +1509,64 @@
         <w:rPr/>
         <w:t xml:space="preserve">  Weichensteuerungsmodule, </w:t>
         <w:br/>
-        <w:t xml:space="preserve">gesteuert von einem Windows XP, später Win10  Rechner mit der Software Rocrail. </w:t>
-      </w:r>
-      <w:hyperlink r:id="rId3">
+        <w:t>gesteuert von einem Windows XP, später Win10  Rechner mit der Software Rocrail.</w:t>
+      </w:r>
+    </w:p>
+    <w:p>
+      <w:pPr>
+        <w:pStyle w:val="Normal"/>
+        <w:rPr/>
+      </w:pPr>
+      <w:hyperlink r:id="rId5">
         <w:r>
           <w:rPr>
             <w:rStyle w:val="Hyperlink"/>
           </w:rPr>
+          <w:t>https://www.rocrail.online/doku.php?id=german</w:t>
+        </w:r>
+      </w:hyperlink>
+      <w:r>
+        <w:rPr/>
+        <w:t xml:space="preserve"> </w:t>
+        <w:tab/>
+      </w:r>
+      <w:r>
+        <w:rPr>
+          <w:sz w:val="20"/>
+          <w:szCs w:val="20"/>
+        </w:rPr>
+        <w:t xml:space="preserve">(alt: </w:t>
+      </w:r>
+      <w:hyperlink r:id="rId6">
+        <w:r>
+          <w:rPr>
+            <w:rStyle w:val="Hyperlink"/>
+            <w:sz w:val="20"/>
+            <w:szCs w:val="20"/>
+          </w:rPr>
           <w:t>https://wiki.rocrail.net/doku.php?id=german</w:t>
         </w:r>
       </w:hyperlink>
+      <w:r>
+        <w:rPr>
+          <w:rStyle w:val="Hyperlink"/>
+          <w:sz w:val="20"/>
+          <w:szCs w:val="20"/>
+        </w:rPr>
+        <w:t>)</w:t>
+      </w:r>
+    </w:p>
+    <w:p>
+      <w:pPr>
+        <w:pStyle w:val="Normal"/>
+        <w:rPr/>
+      </w:pPr>
+      <w:r>
+        <w:rPr>
+          <w:rStyle w:val="Hyperlink"/>
+        </w:rPr>
+        <w:t>Download: https://www.rocrail.online/rocrail-snapshot</w:t>
+      </w:r>
     </w:p>
     <w:p>
       <w:pPr>
@@ -1546,17 +1656,46 @@
         <w:rPr/>
         <w:t xml:space="preserve"> </w:t>
       </w:r>
-      <w:hyperlink r:id="rId4">
-        <w:r>
-          <w:rPr>
-            <w:rStyle w:val="Hyperlink"/>
-          </w:rPr>
-          <w:t>https://wiki.rocrail.net/doku.php?id=androc-intro-de</w:t>
-        </w:r>
-      </w:hyperlink>
-      <w:r>
-        <w:rPr/>
-        <w:t xml:space="preserve"> über WLAN zum Rocrail Server PC ist möglich. Dabei nutze ich den Gleisplan, um den Status der Rückmelder, Weichen zu Testen / Kontrollieren.</w:t>
+      <w:r>
+        <w:fldChar w:fldCharType="begin"/>
+      </w:r>
+      <w:r>
+        <w:rPr>
+          <w:rStyle w:val="Hyperlink"/>
+        </w:rPr>
+        <w:instrText xml:space="preserve"> HYPERLINK "https://www.rocrail.online/doku.php?id=german" \l "mobil-anwendungen"</w:instrText>
+      </w:r>
+      <w:r>
+        <w:rPr>
+          <w:rStyle w:val="Hyperlink"/>
+        </w:rPr>
+        <w:fldChar w:fldCharType="separate"/>
+      </w:r>
+      <w:r>
+        <w:rPr>
+          <w:rStyle w:val="Hyperlink"/>
+        </w:rPr>
+        <w:t>https://www.rocrail.online/doku.php?id=german#mobil-anwendungen</w:t>
+      </w:r>
+      <w:r>
+        <w:rPr>
+          <w:rStyle w:val="Hyperlink"/>
+        </w:rPr>
+        <w:fldChar w:fldCharType="end"/>
+      </w:r>
+      <w:r>
+        <w:rPr/>
+        <w:t xml:space="preserve"> </w:t>
+      </w:r>
+    </w:p>
+    <w:p>
+      <w:pPr>
+        <w:pStyle w:val="Normal"/>
+        <w:rPr/>
+      </w:pPr>
+      <w:r>
+        <w:rPr/>
+        <w:t>über WLAN zum Rocrail Server PC ist möglich. Dabei nutze ich den Gleisplan, um den Status der Rückmelder, Weichen zu Testen / Kontrollieren.</w:t>
       </w:r>
     </w:p>
     <w:p>
@@ -1858,7 +1997,7 @@
         <w:t xml:space="preserve">: </w:t>
         <w:tab/>
       </w:r>
-      <w:hyperlink r:id="rId5">
+      <w:hyperlink r:id="rId7">
         <w:r>
           <w:rPr>
             <w:rStyle w:val="Hyperlink"/>
@@ -1917,7 +2056,7 @@
         <w:t xml:space="preserve">: </w:t>
         <w:tab/>
       </w:r>
-      <w:hyperlink r:id="rId6" w:tgtFrame="_blank">
+      <w:hyperlink r:id="rId8" w:tgtFrame="_blank">
         <w:r>
           <w:rPr>
             <w:rStyle w:val="Hyperlink"/>
@@ -1947,7 +2086,7 @@
         <w:tab/>
         <w:tab/>
       </w:r>
-      <w:hyperlink r:id="rId7">
+      <w:hyperlink r:id="rId9">
         <w:r>
           <w:rPr>
             <w:rStyle w:val="Hyperlink"/>
@@ -1992,172 +2131,81 @@
     <w:p>
       <w:pPr>
         <w:pStyle w:val="Normal"/>
-        <w:rPr>
+        <w:rPr/>
+      </w:pPr>
+      <w:r>
+        <w:rPr>
+          <w:b/>
           <w:lang w:val="en-GB"/>
         </w:rPr>
-      </w:pPr>
-      <w:r>
-        <w:rPr>
-          <w:b/>
+        <w:t>Rocrail</w:t>
+      </w:r>
+      <w:r>
+        <w:rPr>
           <w:lang w:val="en-GB"/>
         </w:rPr>
-        <w:t>Rocrail</w:t>
-      </w:r>
-      <w:r>
-        <w:rPr>
-          <w:lang w:val="en-GB"/>
-        </w:rPr>
         <w:t>: (Server)</w:t>
         <w:tab/>
         <w:tab/>
       </w:r>
-      <w:hyperlink r:id="rId8">
-        <w:r>
-          <w:rPr>
-            <w:rStyle w:val="Hyperlink"/>
-            <w:sz w:val="20"/>
-            <w:szCs w:val="20"/>
-            <w:lang w:val="fr-FR"/>
-          </w:rPr>
-          <w:t>https://wiki.rocrail.net/doku.php?id=german</w:t>
-        </w:r>
-      </w:hyperlink>
-    </w:p>
-    <w:p>
-      <w:pPr>
-        <w:pStyle w:val="Normal"/>
-        <w:rPr/>
-      </w:pPr>
-      <w:r>
-        <w:rPr>
-          <w:b/>
-        </w:rPr>
-        <w:t xml:space="preserve">Rocview </w:t>
-      </w:r>
-      <w:r>
-        <w:rPr/>
-        <w:t>als Client Komponente in Rocrail enthalten.</w:t>
-      </w:r>
-    </w:p>
-    <w:p>
-      <w:pPr>
-        <w:pStyle w:val="Normal"/>
-        <w:rPr/>
-      </w:pPr>
-      <w:r>
-        <w:rPr/>
-      </w:r>
-    </w:p>
-    <w:p>
-      <w:pPr>
-        <w:pStyle w:val="Normal"/>
-        <w:rPr/>
-      </w:pPr>
-      <w:r>
-        <w:rPr>
-          <w:b/>
-        </w:rPr>
-        <w:t>andRoc</w:t>
-      </w:r>
-      <w:r>
-        <w:rPr/>
-        <w:t xml:space="preserve"> Handy APP</w:t>
-        <w:tab/>
-      </w:r>
-      <w:r>
-        <w:rPr>
-          <w:lang w:val="fr-FR"/>
-        </w:rPr>
-        <w:tab/>
-      </w:r>
-      <w:hyperlink r:id="rId9">
-        <w:r>
-          <w:rPr>
-            <w:rStyle w:val="Hyperlink"/>
-            <w:sz w:val="20"/>
-            <w:szCs w:val="20"/>
-            <w:lang w:val="fr-FR"/>
-          </w:rPr>
-          <w:t>https://wiki.rocrail.net/doku.php?id=androc-intro-de</w:t>
-        </w:r>
-      </w:hyperlink>
-    </w:p>
-    <w:p>
-      <w:pPr>
-        <w:pStyle w:val="Normal"/>
-        <w:rPr/>
-      </w:pPr>
-      <w:r>
-        <w:rPr/>
-      </w:r>
-    </w:p>
-    <w:p>
-      <w:pPr>
-        <w:pStyle w:val="Normal"/>
-        <w:rPr>
-          <w:lang w:val="en-GB"/>
-        </w:rPr>
-      </w:pPr>
-      <w:r>
-        <w:rPr>
-          <w:b/>
-          <w:lang w:val="fr-FR"/>
-        </w:rPr>
-        <w:t xml:space="preserve">Rocrail </w:t>
-      </w:r>
-      <w:r>
-        <w:rPr>
-          <w:b/>
-          <w:lang w:val="en-GB"/>
-        </w:rPr>
-        <w:t>Download</w:t>
-      </w:r>
-      <w:r>
-        <w:rPr>
-          <w:lang w:val="fr-FR"/>
-        </w:rPr>
-        <w:tab/>
-        <w:tab/>
-      </w:r>
-      <w:hyperlink r:id="rId10">
-        <w:r>
-          <w:rPr>
-            <w:rStyle w:val="Hyperlink"/>
-            <w:sz w:val="20"/>
-            <w:szCs w:val="20"/>
-            <w:lang w:val="fr-FR"/>
-          </w:rPr>
-          <w:t>https://wiki.rocrail.net/rocrail-snapshot/</w:t>
-        </w:r>
-      </w:hyperlink>
-    </w:p>
-    <w:p>
-      <w:pPr>
-        <w:pStyle w:val="Normal"/>
-        <w:rPr>
+      <w:r>
+        <w:rPr>
+          <w:rStyle w:val="Hyperlink"/>
+          <w:rFonts w:eastAsia="Lucida Sans Unicode" w:cs="Mangal"/>
+          <w:kern w:val="2"/>
           <w:sz w:val="20"/>
           <w:szCs w:val="20"/>
+          <w:lang w:val="fr-FR" w:eastAsia="hi-IN" w:bidi="hi-IN"/>
+        </w:rPr>
+        <w:t>https://www.rocrail.online/doku.php?id=german</w:t>
+      </w:r>
+    </w:p>
+    <w:p>
+      <w:pPr>
+        <w:pStyle w:val="Normal"/>
+        <w:rPr/>
+      </w:pPr>
+      <w:r>
+        <w:rPr>
+          <w:b/>
+        </w:rPr>
+        <w:t xml:space="preserve">Rocview </w:t>
+      </w:r>
+      <w:r>
+        <w:rPr/>
+        <w:t>als Client Komponente in Rocrail enthalten.</w:t>
+      </w:r>
+    </w:p>
+    <w:p>
+      <w:pPr>
+        <w:pStyle w:val="Normal"/>
+        <w:rPr/>
+      </w:pPr>
+      <w:r>
+        <w:rPr/>
+      </w:r>
+    </w:p>
+    <w:p>
+      <w:pPr>
+        <w:pStyle w:val="Normal"/>
+        <w:rPr/>
+      </w:pPr>
+      <w:r>
+        <w:rPr>
+          <w:b/>
+        </w:rPr>
+        <w:t>andRoc</w:t>
+      </w:r>
+      <w:r>
+        <w:rPr/>
+        <w:t xml:space="preserve"> Handy APP</w:t>
+        <w:tab/>
+      </w:r>
+      <w:r>
+        <w:rPr>
           <w:lang w:val="fr-FR"/>
         </w:rPr>
-      </w:pPr>
-      <w:r>
-        <w:rPr>
-          <w:lang w:val="fr-FR"/>
-        </w:rPr>
-        <w:t>Update Infos:</w:t>
-        <w:tab/>
-        <w:t xml:space="preserve"> </w:t>
-      </w:r>
-      <w:r>
-        <w:rPr>
-          <w:sz w:val="20"/>
-          <w:szCs w:val="20"/>
-          <w:lang w:val="fr-FR"/>
-        </w:rPr>
-        <w:tab/>
-      </w:r>
-      <w:r>
-        <w:fldChar w:fldCharType="begin"/>
+        <w:tab/>
       </w:r>
       <w:r>
         <w:rPr>
@@ -2166,7 +2214,86 @@
           <w:szCs w:val="20"/>
           <w:lang w:val="fr-FR"/>
         </w:rPr>
-        <w:instrText xml:space="preserve"> HYPERLINK "https://wiki.rocrail.net/doku.php?id=rocrailonastick-de" \l "erweiterte_update-option"</w:instrText>
+        <w:t>https://www.rocrail.online/doku.php?id=german#mobil-anwendungen</w:t>
+      </w:r>
+    </w:p>
+    <w:p>
+      <w:pPr>
+        <w:pStyle w:val="Normal"/>
+        <w:rPr/>
+      </w:pPr>
+      <w:r>
+        <w:rPr/>
+      </w:r>
+    </w:p>
+    <w:p>
+      <w:pPr>
+        <w:pStyle w:val="Normal"/>
+        <w:rPr>
+          <w:lang w:val="en-GB"/>
+        </w:rPr>
+      </w:pPr>
+      <w:r>
+        <w:rPr>
+          <w:b/>
+          <w:lang w:val="fr-FR"/>
+        </w:rPr>
+        <w:t xml:space="preserve">Rocrail </w:t>
+      </w:r>
+      <w:r>
+        <w:rPr>
+          <w:b/>
+          <w:lang w:val="en-GB"/>
+        </w:rPr>
+        <w:t>Download</w:t>
+      </w:r>
+      <w:r>
+        <w:rPr>
+          <w:lang w:val="fr-FR"/>
+        </w:rPr>
+        <w:tab/>
+        <w:tab/>
+      </w:r>
+      <w:r>
+        <w:rPr>
+          <w:rStyle w:val="Hyperlink"/>
+          <w:rFonts w:eastAsia="Lucida Sans Unicode" w:cs="Mangal"/>
+          <w:color w:val="800000"/>
+          <w:kern w:val="2"/>
+          <w:sz w:val="20"/>
+          <w:szCs w:val="20"/>
+          <w:lang w:val="fr-FR" w:eastAsia="hi-IN" w:bidi="hi-IN"/>
+        </w:rPr>
+        <w:t>https://www.rocrail.online/rocrail-snapshot/</w:t>
+      </w:r>
+    </w:p>
+    <w:p>
+      <w:pPr>
+        <w:pStyle w:val="Normal"/>
+        <w:rPr>
+          <w:sz w:val="20"/>
+          <w:szCs w:val="20"/>
+          <w:lang w:val="fr-FR"/>
+        </w:rPr>
+      </w:pPr>
+      <w:r>
+        <w:rPr>
+          <w:lang w:val="fr-FR"/>
+        </w:rPr>
+        <w:t>Update Infos:</w:t>
+        <w:tab/>
+        <w:t xml:space="preserve"> </w:t>
+      </w:r>
+      <w:r>
+        <w:rPr>
+          <w:sz w:val="20"/>
+          <w:szCs w:val="20"/>
+          <w:lang w:val="fr-FR"/>
+        </w:rPr>
+        <w:tab/>
+      </w:r>
+      <w:r>
+        <w:fldChar w:fldCharType="begin"/>
       </w:r>
       <w:r>
         <w:rPr>
@@ -2175,7 +2302,7 @@
           <w:szCs w:val="20"/>
           <w:lang w:val="fr-FR"/>
         </w:rPr>
-        <w:fldChar w:fldCharType="separate"/>
+        <w:instrText xml:space="preserve"> HYPERLINK "https://wiki.rocrail.net/doku.php?id=rocrailonastick-de" \l "erweiterte_update-option"</w:instrText>
       </w:r>
       <w:r>
         <w:rPr>
@@ -2184,7 +2311,7 @@
           <w:szCs w:val="20"/>
           <w:lang w:val="fr-FR"/>
         </w:rPr>
-        <w:t>https://wiki.rocrail.net/doku.php?id=rocrailonastick-de#erweiterte_update-option</w:t>
+        <w:fldChar w:fldCharType="separate"/>
       </w:r>
       <w:r>
         <w:rPr>
@@ -2193,6 +2320,15 @@
           <w:szCs w:val="20"/>
           <w:lang w:val="fr-FR"/>
         </w:rPr>
+        <w:t>https://wiki.rocrail.net/doku.php?id=rocrailonastick-de#erweiterte_update-option</w:t>
+      </w:r>
+      <w:r>
+        <w:rPr>
+          <w:rStyle w:val="Hyperlink"/>
+          <w:sz w:val="20"/>
+          <w:szCs w:val="20"/>
+          <w:lang w:val="fr-FR"/>
+        </w:rPr>
         <w:fldChar w:fldCharType="end"/>
       </w:r>
     </w:p>
@@ -2253,7 +2389,7 @@
         <w:tab/>
         <w:tab/>
       </w:r>
-      <w:hyperlink r:id="rId11">
+      <w:hyperlink r:id="rId10">
         <w:r>
           <w:rPr>
             <w:rStyle w:val="Hyperlink"/>
@@ -2283,7 +2419,7 @@
         <w:t xml:space="preserve"> </w:t>
         <w:tab/>
       </w:r>
-      <w:hyperlink r:id="rId12">
+      <w:hyperlink r:id="rId11">
         <w:r>
           <w:rPr>
             <w:rStyle w:val="Hyperlink"/>
@@ -2423,7 +2559,7 @@
         <w:t>Unterstützte Weichen:</w:t>
         <w:tab/>
       </w:r>
-      <w:hyperlink r:id="rId13">
+      <w:hyperlink r:id="rId12">
         <w:r>
           <w:rPr>
             <w:rStyle w:val="Hyperlink"/>
@@ -2491,7 +2627,7 @@
         <w:tab/>
         <w:tab/>
       </w:r>
-      <w:hyperlink r:id="rId14">
+      <w:hyperlink r:id="rId13">
         <w:r>
           <w:rPr>
             <w:rStyle w:val="Hyperlink"/>
@@ -2518,7 +2654,7 @@
         <w:tab/>
         <w:tab/>
       </w:r>
-      <w:hyperlink r:id="rId15">
+      <w:hyperlink r:id="rId14">
         <w:r>
           <w:rPr>
             <w:rStyle w:val="Hyperlink"/>
@@ -2648,51 +2784,87 @@
         <w:t xml:space="preserve"> Change Log:</w:t>
         <w:tab/>
       </w:r>
-      <w:hyperlink r:id="rId16">
+      <w:r>
+        <w:rPr>
+          <w:rStyle w:val="Hyperlink"/>
+          <w:lang w:val="en-US"/>
+        </w:rPr>
+        <w:t>https://www.rocrail.online/rocrail-snapshot/log.txt</w:t>
+      </w:r>
+    </w:p>
+    <w:p>
+      <w:pPr>
+        <w:pStyle w:val="Normal"/>
+        <w:rPr>
+          <w:lang w:val="en-US"/>
+        </w:rPr>
+      </w:pPr>
+      <w:r>
+        <w:rPr>
+          <w:lang w:val="en-US"/>
+        </w:rPr>
+      </w:r>
+    </w:p>
+    <w:p>
+      <w:pPr>
+        <w:pStyle w:val="Normal"/>
+        <w:rPr>
+          <w:lang w:val="en-US"/>
+        </w:rPr>
+      </w:pPr>
+      <w:r>
+        <w:rPr>
+          <w:lang w:val="en-US"/>
+        </w:rPr>
+        <w:t xml:space="preserve">Download Link: </w:t>
+        <w:tab/>
+        <w:tab/>
+        <w:t>(alt:</w:t>
+        <w:tab/>
+      </w:r>
+      <w:hyperlink r:id="rId15">
         <w:r>
           <w:rPr>
             <w:rStyle w:val="Hyperlink"/>
             <w:lang w:val="en-US"/>
           </w:rPr>
-          <w:t>https://wiki.rocrail.net/rocrail-snapshot/log.txt</w:t>
+          <w:t>https://wiki.rocrail.net/rocrail-snapshot/</w:t>
         </w:r>
       </w:hyperlink>
-    </w:p>
-    <w:p>
-      <w:pPr>
-        <w:pStyle w:val="Normal"/>
-        <w:rPr>
-          <w:lang w:val="en-US"/>
-        </w:rPr>
-      </w:pPr>
-      <w:r>
-        <w:rPr>
-          <w:lang w:val="en-US"/>
-        </w:rPr>
-      </w:r>
-    </w:p>
-    <w:p>
-      <w:pPr>
-        <w:pStyle w:val="Normal"/>
-        <w:rPr>
-          <w:lang w:val="en-US"/>
-        </w:rPr>
-      </w:pPr>
-      <w:r>
-        <w:rPr>
-          <w:lang w:val="en-US"/>
-        </w:rPr>
-        <w:t xml:space="preserve">Download Link: </w:t>
-        <w:tab/>
-        <w:tab/>
-        <w:tab/>
-      </w:r>
       <w:r>
         <w:rPr>
           <w:rStyle w:val="Hyperlink"/>
           <w:lang w:val="en-US"/>
         </w:rPr>
-        <w:t>https://wiki.rocrail.net/rocrail-snapshot/</w:t>
+        <w:t xml:space="preserve">   bis 2026-02 )</w:t>
+      </w:r>
+    </w:p>
+    <w:p>
+      <w:pPr>
+        <w:pStyle w:val="Normal"/>
+        <w:rPr>
+          <w:lang w:val="en-US"/>
+        </w:rPr>
+      </w:pPr>
+      <w:r>
+        <w:rPr>
+          <w:rStyle w:val="Hyperlink"/>
+          <w:color w:val="000000"/>
+          <w:u w:val="none"/>
+          <w:lang w:val="en-US"/>
+        </w:rPr>
+        <w:t xml:space="preserve">Download Link: </w:t>
+        <w:tab/>
+        <w:tab/>
+        <w:t>neu:</w:t>
+        <w:tab/>
+      </w:r>
+      <w:r>
+        <w:rPr>
+          <w:rStyle w:val="Hyperlink"/>
+          <w:lang w:val="en-US"/>
+        </w:rPr>
+        <w:t>https://www.rocrail.online/rocrail-snapshot/</w:t>
       </w:r>
     </w:p>
     <w:p>
@@ -3095,7 +3267,7 @@
         </w:rPr>
         <w:tab/>
       </w:r>
-      <w:hyperlink r:id="rId17">
+      <w:hyperlink r:id="rId16">
         <w:r>
           <w:rPr>
             <w:rStyle w:val="Hyperlink"/>
@@ -3158,6 +3330,30 @@
         <w:tab/>
         <w:t>2025-09</w:t>
       </w:r>
+    </w:p>
+    <w:p>
+      <w:pPr>
+        <w:pStyle w:val="Normal"/>
+        <w:rPr>
+          <w:lang w:val="en-US"/>
+        </w:rPr>
+      </w:pPr>
+      <w:r>
+        <w:rPr>
+          <w:strike w:val="false"/>
+          <w:dstrike w:val="false"/>
+          <w:color w:val="000000"/>
+          <w:u w:val="none"/>
+          <w:effect w:val="none"/>
+          <w:lang w:val="en-US"/>
+        </w:rPr>
+        <w:tab/>
+        <w:t>Rocrail-6812-ubuntu24-i64.zip</w:t>
+        <w:tab/>
+        <w:tab/>
+        <w:tab/>
+        <w:t>2026-03</w:t>
+      </w:r>
       <w:r>
         <w:br w:type="page"/>
       </w:r>
@@ -5083,7 +5279,7 @@
           <w:szCs w:val="30"/>
           <w:lang w:val="de-DE" w:eastAsia="hi-IN" w:bidi="hi-IN"/>
         </w:rPr>
-        <w:t>Somit ist Linux Mint 22.1, bei gleicher Hardware flinker, Super !</w:t>
+        <w:t>Somit ist Linux Mint 22, bei gleicher Hardware flinker, Super !</w:t>
       </w:r>
     </w:p>
     <w:p>
@@ -5279,7 +5475,7 @@
                     </pic:cNvPicPr>
                   </pic:nvPicPr>
                   <pic:blipFill>
-                    <a:blip r:embed="rId18"/>
+                    <a:blip r:embed="rId17"/>
                     <a:stretch>
                       <a:fillRect/>
                     </a:stretch>
@@ -5337,7 +5533,7 @@
       </w:pPr>
       <w:r>
         <w:rPr/>
-        <w:t xml:space="preserve">Grundgleisplan (2018) Weichen mit Rückmeldestatus, noch ohne Blöcke </w:t>
+        <w:t xml:space="preserve">Grundgleisplan (Stand 2018) Weichen mit Rückmeldestatus, noch ohne Blöcke </w:t>
       </w:r>
     </w:p>
     <w:p>
@@ -5453,7 +5649,7 @@
         <w:br/>
         <w:t xml:space="preserve">Nur bei gesetzter Option dürfen </w:t>
       </w:r>
-      <w:hyperlink r:id="rId19" w:anchor="antriebsart" w:tgtFrame="loc-details-de">
+      <w:hyperlink r:id="rId18" w:anchor="antriebsart" w:tgtFrame="loc-details-de">
         <w:r>
           <w:rPr>
             <w:rStyle w:val="Hyperlink"/>
@@ -5505,7 +5701,7 @@
                     </pic:cNvPicPr>
                   </pic:nvPicPr>
                   <pic:blipFill>
-                    <a:blip r:embed="rId20"/>
+                    <a:blip r:embed="rId19"/>
                     <a:stretch>
                       <a:fillRect/>
                     </a:stretch>
@@ -5539,7 +5735,7 @@
         <w:rPr/>
         <w:t xml:space="preserve">ist siehe: </w:t>
       </w:r>
-      <w:hyperlink r:id="rId21">
+      <w:hyperlink r:id="rId20">
         <w:r>
           <w:rPr>
             <w:rStyle w:val="Hyperlink"/>
@@ -5596,7 +5792,7 @@
         <w:rPr/>
         <w:t xml:space="preserve">falsche Richtung bei einigen Loks:  </w:t>
       </w:r>
-      <w:hyperlink r:id="rId22">
+      <w:hyperlink r:id="rId21">
         <w:r>
           <w:rPr>
             <w:rStyle w:val="Hyperlink"/>
@@ -5684,7 +5880,7 @@
         </w:numPr>
         <w:rPr/>
       </w:pPr>
-      <w:hyperlink r:id="rId23">
+      <w:hyperlink r:id="rId22">
         <w:r>
           <w:rPr>
             <w:rStyle w:val="ListLabel1"/>
@@ -5698,7 +5894,7 @@
         <w:br/>
         <w:t xml:space="preserve">Lösung: </w:t>
       </w:r>
-      <w:hyperlink r:id="rId24" w:tgtFrame="_blank">
+      <w:hyperlink r:id="rId23" w:tgtFrame="_blank">
         <w:r>
           <w:rPr>
             <w:rStyle w:val="Hyperlink"/>
@@ -5995,7 +6191,7 @@
         </w:rPr>
         <w:t xml:space="preserve">Link: </w:t>
       </w:r>
-      <w:hyperlink r:id="rId25">
+      <w:hyperlink r:id="rId24">
         <w:r>
           <w:rPr>
             <w:rStyle w:val="Hyperlink"/>
@@ -6032,7 +6228,7 @@
                     </pic:cNvPicPr>
                   </pic:nvPicPr>
                   <pic:blipFill>
-                    <a:blip r:embed="rId26"/>
+                    <a:blip r:embed="rId25"/>
                     <a:stretch>
                       <a:fillRect/>
                     </a:stretch>
@@ -6078,7 +6274,7 @@
                     </pic:cNvPicPr>
                   </pic:nvPicPr>
                   <pic:blipFill>
-                    <a:blip r:embed="rId27"/>
+                    <a:blip r:embed="rId26"/>
                     <a:stretch>
                       <a:fillRect/>
                     </a:stretch>
@@ -6152,7 +6348,7 @@
                     </pic:cNvPicPr>
                   </pic:nvPicPr>
                   <pic:blipFill>
-                    <a:blip r:embed="rId28"/>
+                    <a:blip r:embed="rId27"/>
                     <a:stretch>
                       <a:fillRect/>
                     </a:stretch>
@@ -6198,7 +6394,7 @@
                     </pic:cNvPicPr>
                   </pic:nvPicPr>
                   <pic:blipFill>
-                    <a:blip r:embed="rId29"/>
+                    <a:blip r:embed="rId28"/>
                     <a:stretch>
                       <a:fillRect/>
                     </a:stretch>
@@ -6354,7 +6550,7 @@
         </w:rPr>
         <w:t xml:space="preserve">Info: </w:t>
       </w:r>
-      <w:hyperlink r:id="rId30">
+      <w:hyperlink r:id="rId29">
         <w:r>
           <w:rPr>
             <w:rStyle w:val="Hyperlink"/>
@@ -6428,7 +6624,7 @@
                     </pic:cNvPicPr>
                   </pic:nvPicPr>
                   <pic:blipFill>
-                    <a:blip r:embed="rId31"/>
+                    <a:blip r:embed="rId30"/>
                     <a:stretch>
                       <a:fillRect/>
                     </a:stretch>
@@ -6520,7 +6716,7 @@
                     </pic:cNvPicPr>
                   </pic:nvPicPr>
                   <pic:blipFill>
-                    <a:blip r:embed="rId32"/>
+                    <a:blip r:embed="rId31"/>
                     <a:stretch>
                       <a:fillRect/>
                     </a:stretch>
@@ -6657,7 +6853,7 @@
                     </pic:cNvPicPr>
                   </pic:nvPicPr>
                   <pic:blipFill>
-                    <a:blip r:embed="rId33"/>
+                    <a:blip r:embed="rId32"/>
                     <a:stretch>
                       <a:fillRect/>
                     </a:stretch>
@@ -6730,7 +6926,7 @@
                     </pic:cNvPicPr>
                   </pic:nvPicPr>
                   <pic:blipFill>
-                    <a:blip r:embed="rId34"/>
+                    <a:blip r:embed="rId33"/>
                     <a:stretch>
                       <a:fillRect/>
                     </a:stretch>
@@ -6971,7 +7167,7 @@
                     </pic:cNvPicPr>
                   </pic:nvPicPr>
                   <pic:blipFill>
-                    <a:blip r:embed="rId35"/>
+                    <a:blip r:embed="rId34"/>
                     <a:stretch>
                       <a:fillRect/>
                     </a:stretch>
@@ -7057,7 +7253,7 @@
                     </pic:cNvPicPr>
                   </pic:nvPicPr>
                   <pic:blipFill>
-                    <a:blip r:embed="rId36"/>
+                    <a:blip r:embed="rId35"/>
                     <a:stretch>
                       <a:fillRect/>
                     </a:stretch>
@@ -7141,7 +7337,7 @@
                     </pic:cNvPicPr>
                   </pic:nvPicPr>
                   <pic:blipFill>
-                    <a:blip r:embed="rId37"/>
+                    <a:blip r:embed="rId36"/>
                     <a:stretch>
                       <a:fillRect/>
                     </a:stretch>
@@ -7276,7 +7472,7 @@
                     </pic:cNvPicPr>
                   </pic:nvPicPr>
                   <pic:blipFill>
-                    <a:blip r:embed="rId38"/>
+                    <a:blip r:embed="rId37"/>
                     <a:stretch>
                       <a:fillRect/>
                     </a:stretch>
@@ -7332,7 +7528,7 @@
         <w:rPr/>
         <w:t xml:space="preserve"> müssen die SVG-Pfade im RocWeb-Dialog der </w:t>
       </w:r>
-      <w:hyperlink r:id="rId39" w:anchor="rocweb-einstellungen" w:tgtFrame="rocrailini-rocweb-de">
+      <w:hyperlink r:id="rId38" w:anchor="rocweb-einstellungen" w:tgtFrame="rocrailini-rocweb-de">
         <w:r>
           <w:rPr>
             <w:rStyle w:val="Hyperlink"/>
@@ -7444,7 +7640,7 @@
                     </pic:cNvPicPr>
                   </pic:nvPicPr>
                   <pic:blipFill>
-                    <a:blip r:embed="rId40"/>
+                    <a:blip r:embed="rId39"/>
                     <a:stretch>
                       <a:fillRect/>
                     </a:stretch>
@@ -7523,7 +7719,7 @@
                     </pic:cNvPicPr>
                   </pic:nvPicPr>
                   <pic:blipFill>
-                    <a:blip r:embed="rId41"/>
+                    <a:blip r:embed="rId40"/>
                     <a:stretch>
                       <a:fillRect/>
                     </a:stretch>
@@ -7704,7 +7900,7 @@
           <w:lang w:eastAsia="de-DE" w:bidi="ar-SA"/>
         </w:rPr>
       </w:pPr>
-      <w:hyperlink r:id="rId42">
+      <w:hyperlink r:id="rId41">
         <w:r>
           <w:rPr>
             <w:rStyle w:val="Hyperlink"/>
@@ -7752,6 +7948,19 @@
         </w:rPr>
         <w:fldChar w:fldCharType="end"/>
       </w:r>
+    </w:p>
+    <w:p>
+      <w:pPr>
+        <w:pStyle w:val="BodyText"/>
+        <w:rPr>
+          <w:lang w:eastAsia="de-DE" w:bidi="ar-SA"/>
+        </w:rPr>
+      </w:pPr>
+      <w:r>
+        <w:rPr>
+          <w:lang w:eastAsia="de-DE" w:bidi="ar-SA"/>
+        </w:rPr>
+      </w:r>
       <w:r>
         <w:br w:type="page"/>
       </w:r>
@@ -7760,14 +7969,91 @@
       <w:pPr>
         <w:pStyle w:val="BodyText"/>
         <w:spacing w:before="0" w:after="120"/>
-        <w:rPr>
-          <w:lang w:eastAsia="de-DE" w:bidi="ar-SA"/>
-        </w:rPr>
-      </w:pPr>
-      <w:r>
-        <w:rPr>
-          <w:lang w:eastAsia="de-DE" w:bidi="ar-SA"/>
-        </w:rPr>
+        <w:rPr/>
+      </w:pPr>
+      <w:r>
+        <w:rPr/>
+      </w:r>
+    </w:p>
+    <w:p>
+      <w:pPr>
+        <w:pStyle w:val="BodyText"/>
+        <w:widowControl w:val="false"/>
+        <w:suppressAutoHyphens w:val="true"/>
+        <w:bidi w:val="0"/>
+        <w:jc w:val="start"/>
+        <w:rPr/>
+      </w:pPr>
+      <w:r>
+        <w:rPr>
+          <w:rStyle w:val="Hyperlink"/>
+          <w:rFonts w:eastAsia="Lucida Sans Unicode" w:cs="Mangal"/>
+          <w:color w:val="auto"/>
+          <w:kern w:val="2"/>
+          <w:sz w:val="24"/>
+          <w:szCs w:val="24"/>
+          <w:u w:val="none"/>
+          <w:lang w:val="de-DE" w:eastAsia="de-DE" w:bidi="ar-SA"/>
+        </w:rPr>
+        <w:t xml:space="preserve">Nach einer Rocrail Aktualisierung, wird nun die </w:t>
+      </w:r>
+      <w:r>
+        <w:rPr>
+          <w:rStyle w:val="Hyperlink"/>
+          <w:rFonts w:eastAsia="Lucida Sans Unicode" w:cs="Mangal"/>
+          <w:b/>
+          <w:color w:val="auto"/>
+          <w:kern w:val="2"/>
+          <w:sz w:val="24"/>
+          <w:szCs w:val="24"/>
+          <w:u w:val="none"/>
+          <w:lang w:val="de-DE" w:eastAsia="de-DE" w:bidi="ar-SA"/>
+        </w:rPr>
+        <w:t>Farbe</w:t>
+      </w:r>
+      <w:r>
+        <w:rPr>
+          <w:rStyle w:val="Hyperlink"/>
+          <w:rFonts w:eastAsia="Lucida Sans Unicode" w:cs="Mangal"/>
+          <w:color w:val="auto"/>
+          <w:kern w:val="2"/>
+          <w:sz w:val="24"/>
+          <w:szCs w:val="24"/>
+          <w:u w:val="none"/>
+          <w:lang w:val="de-DE" w:eastAsia="de-DE" w:bidi="ar-SA"/>
+        </w:rPr>
+        <w:t xml:space="preserve"> für </w:t>
+      </w:r>
+      <w:r>
+        <w:rPr>
+          <w:rStyle w:val="Hyperlink"/>
+          <w:rFonts w:eastAsia="Lucida Sans Unicode" w:cs="Mangal"/>
+          <w:b/>
+          <w:color w:val="auto"/>
+          <w:kern w:val="2"/>
+          <w:sz w:val="24"/>
+          <w:szCs w:val="24"/>
+          <w:u w:val="none"/>
+          <w:lang w:val="de-DE" w:eastAsia="de-DE" w:bidi="ar-SA"/>
+        </w:rPr>
+        <w:t xml:space="preserve">ausgewählte Objekt </w:t>
+      </w:r>
+      <w:r>
+        <w:rPr>
+          <w:rStyle w:val="Hyperlink"/>
+          <w:rFonts w:eastAsia="Lucida Sans Unicode" w:cs="Mangal"/>
+          <w:b w:val="false"/>
+          <w:bCs w:val="false"/>
+          <w:color w:val="auto"/>
+          <w:kern w:val="2"/>
+          <w:sz w:val="24"/>
+          <w:szCs w:val="24"/>
+          <w:u w:val="none"/>
+          <w:lang w:val="de-DE" w:eastAsia="de-DE" w:bidi="ar-SA"/>
+        </w:rPr>
+        <w:t xml:space="preserve">unter </w:t>
+        <w:br/>
+        <w:t>SVG – Eigenschaften - Optionen – Gleisplan – Select ausgewählt.</w:t>
       </w:r>
     </w:p>
     <w:p>
@@ -7808,7 +8094,7 @@
                     </pic:cNvPicPr>
                   </pic:nvPicPr>
                   <pic:blipFill>
-                    <a:blip r:embed="rId43"/>
+                    <a:blip r:embed="rId42"/>
                     <a:stretch>
                       <a:fillRect/>
                     </a:stretch>
@@ -7877,7 +8163,7 @@
                     </pic:cNvPicPr>
                   </pic:nvPicPr>
                   <pic:blipFill>
-                    <a:blip r:embed="rId44"/>
+                    <a:blip r:embed="rId43"/>
                     <a:stretch>
                       <a:fillRect/>
                     </a:stretch>
@@ -7976,7 +8262,7 @@
                     </pic:cNvPicPr>
                   </pic:nvPicPr>
                   <pic:blipFill>
-                    <a:blip r:embed="rId45"/>
+                    <a:blip r:embed="rId44"/>
                     <a:stretch>
                       <a:fillRect/>
                     </a:stretch>
@@ -8049,7 +8335,7 @@
                     </pic:cNvPicPr>
                   </pic:nvPicPr>
                   <pic:blipFill>
-                    <a:blip r:embed="rId46"/>
+                    <a:blip r:embed="rId45"/>
                     <a:stretch>
                       <a:fillRect/>
                     </a:stretch>
@@ -8114,7 +8400,7 @@
         </w:rPr>
         <w:t xml:space="preserve">Info:  </w:t>
       </w:r>
-      <w:hyperlink r:id="rId47">
+      <w:hyperlink r:id="rId46">
         <w:r>
           <w:rPr>
             <w:rStyle w:val="Hyperlink"/>
@@ -8204,7 +8490,7 @@
                     </pic:cNvPicPr>
                   </pic:nvPicPr>
                   <pic:blipFill>
-                    <a:blip r:embed="rId48"/>
+                    <a:blip r:embed="rId47"/>
                     <a:stretch>
                       <a:fillRect/>
                     </a:stretch>
@@ -8314,7 +8600,7 @@
                     </pic:cNvPicPr>
                   </pic:nvPicPr>
                   <pic:blipFill>
-                    <a:blip r:embed="rId49"/>
+                    <a:blip r:embed="rId48"/>
                     <a:stretch>
                       <a:fillRect/>
                     </a:stretch>
@@ -8404,7 +8690,7 @@
                     </pic:cNvPicPr>
                   </pic:nvPicPr>
                   <pic:blipFill>
-                    <a:blip r:embed="rId50"/>
+                    <a:blip r:embed="rId49"/>
                     <a:stretch>
                       <a:fillRect/>
                     </a:stretch>
@@ -8507,7 +8793,7 @@
                     </pic:cNvPicPr>
                   </pic:nvPicPr>
                   <pic:blipFill>
-                    <a:blip r:embed="rId51"/>
+                    <a:blip r:embed="rId50"/>
                     <a:stretch>
                       <a:fillRect/>
                     </a:stretch>
@@ -8578,7 +8864,7 @@
         <w:rPr/>
         <w:t xml:space="preserve">Info: </w:t>
       </w:r>
-      <w:hyperlink r:id="rId52">
+      <w:hyperlink r:id="rId51">
         <w:r>
           <w:rPr>
             <w:rStyle w:val="Hyperlink"/>
@@ -8612,7 +8898,7 @@
                     </pic:cNvPicPr>
                   </pic:nvPicPr>
                   <pic:blipFill>
-                    <a:blip r:embed="rId53"/>
+                    <a:blip r:embed="rId52"/>
                     <a:stretch>
                       <a:fillRect/>
                     </a:stretch>
@@ -8748,7 +9034,7 @@
                     </pic:cNvPicPr>
                   </pic:nvPicPr>
                   <pic:blipFill>
-                    <a:blip r:embed="rId54"/>
+                    <a:blip r:embed="rId53"/>
                     <a:stretch>
                       <a:fillRect/>
                     </a:stretch>
@@ -8802,7 +9088,7 @@
         <w:pStyle w:val="Normal"/>
         <w:rPr/>
       </w:pPr>
-      <w:hyperlink r:id="rId55">
+      <w:hyperlink r:id="rId54">
         <w:r>
           <w:rPr>
             <w:rStyle w:val="Hyperlink"/>
@@ -8845,7 +9131,7 @@
                     </pic:cNvPicPr>
                   </pic:nvPicPr>
                   <pic:blipFill>
-                    <a:blip r:embed="rId56"/>
+                    <a:blip r:embed="rId55"/>
                     <a:stretch>
                       <a:fillRect/>
                     </a:stretch>
@@ -8998,7 +9284,7 @@
                     </pic:cNvPicPr>
                   </pic:nvPicPr>
                   <pic:blipFill>
-                    <a:blip r:embed="rId57"/>
+                    <a:blip r:embed="rId56"/>
                     <a:stretch>
                       <a:fillRect/>
                     </a:stretch>
@@ -9233,7 +9519,7 @@
         <w:rPr/>
         <w:t xml:space="preserve">1. z21-Fahren über das WEB Interface: </w:t>
       </w:r>
-      <w:hyperlink r:id="rId58">
+      <w:hyperlink r:id="rId57">
         <w:r>
           <w:rPr>
             <w:rStyle w:val="Hyperlink"/>
@@ -9251,7 +9537,7 @@
         <w:rPr/>
         <w:t xml:space="preserve">2. z21-Fahren über das WEB Interface: </w:t>
       </w:r>
-      <w:hyperlink r:id="rId59">
+      <w:hyperlink r:id="rId58">
         <w:r>
           <w:rPr>
             <w:rStyle w:val="Hyperlink"/>
@@ -9271,7 +9557,7 @@
         <w:rPr/>
         <w:t xml:space="preserve">3. z21-Fahren über das WEB Interface: </w:t>
       </w:r>
-      <w:hyperlink r:id="rId60">
+      <w:hyperlink r:id="rId59">
         <w:r>
           <w:rPr>
             <w:rStyle w:val="Hyperlink"/>
@@ -9445,7 +9731,7 @@
                     </pic:cNvPicPr>
                   </pic:nvPicPr>
                   <pic:blipFill>
-                    <a:blip r:embed="rId61"/>
+                    <a:blip r:embed="rId60"/>
                     <a:stretch>
                       <a:fillRect/>
                     </a:stretch>
@@ -9600,7 +9886,7 @@
                     </pic:cNvPicPr>
                   </pic:nvPicPr>
                   <pic:blipFill>
-                    <a:blip r:embed="rId62"/>
+                    <a:blip r:embed="rId61"/>
                     <a:stretch>
                       <a:fillRect/>
                     </a:stretch>
@@ -9750,7 +10036,7 @@
                     </pic:cNvPicPr>
                   </pic:nvPicPr>
                   <pic:blipFill>
-                    <a:blip r:embed="rId63"/>
+                    <a:blip r:embed="rId62"/>
                     <a:stretch>
                       <a:fillRect/>
                     </a:stretch>
@@ -9945,7 +10231,7 @@
                     </pic:cNvPicPr>
                   </pic:nvPicPr>
                   <pic:blipFill>
-                    <a:blip r:embed="rId64"/>
+                    <a:blip r:embed="rId63"/>
                     <a:stretch>
                       <a:fillRect/>
                     </a:stretch>
@@ -10028,7 +10314,7 @@
                     </pic:cNvPicPr>
                   </pic:nvPicPr>
                   <pic:blipFill>
-                    <a:blip r:embed="rId65"/>
+                    <a:blip r:embed="rId64"/>
                     <a:stretch>
                       <a:fillRect/>
                     </a:stretch>
@@ -10101,7 +10387,7 @@
                     </pic:cNvPicPr>
                   </pic:nvPicPr>
                   <pic:blipFill>
-                    <a:blip r:embed="rId66"/>
+                    <a:blip r:embed="rId65"/>
                     <a:stretch>
                       <a:fillRect/>
                     </a:stretch>
@@ -10212,7 +10498,7 @@
                     </pic:cNvPicPr>
                   </pic:nvPicPr>
                   <pic:blipFill>
-                    <a:blip r:embed="rId67"/>
+                    <a:blip r:embed="rId66"/>
                     <a:stretch>
                       <a:fillRect/>
                     </a:stretch>
@@ -10279,7 +10565,7 @@
         <w:t xml:space="preserve">(Muster einer Lok) </w:t>
         <w:br/>
       </w:r>
-      <w:hyperlink r:id="rId68">
+      <w:hyperlink r:id="rId67">
         <w:r>
           <w:rPr>
             <w:rStyle w:val="Hyperlink"/>
@@ -10313,7 +10599,7 @@
                     </pic:cNvPicPr>
                   </pic:nvPicPr>
                   <pic:blipFill>
-                    <a:blip r:embed="rId69"/>
+                    <a:blip r:embed="rId68"/>
                     <a:stretch>
                       <a:fillRect/>
                     </a:stretch>
@@ -10401,7 +10687,7 @@
                     </pic:cNvPicPr>
                   </pic:nvPicPr>
                   <pic:blipFill>
-                    <a:blip r:embed="rId70"/>
+                    <a:blip r:embed="rId69"/>
                     <a:stretch>
                       <a:fillRect/>
                     </a:stretch>
@@ -10453,7 +10739,7 @@
         <w:t>Schnittstelle</w:t>
         <w:br/>
       </w:r>
-      <w:hyperlink r:id="rId71">
+      <w:hyperlink r:id="rId70">
         <w:r>
           <w:rPr>
             <w:rStyle w:val="Hyperlink"/>
@@ -10487,7 +10773,7 @@
                     </pic:cNvPicPr>
                   </pic:nvPicPr>
                   <pic:blipFill>
-                    <a:blip r:embed="rId72"/>
+                    <a:blip r:embed="rId71"/>
                     <a:stretch>
                       <a:fillRect/>
                     </a:stretch>
@@ -10595,7 +10881,7 @@
                     </pic:cNvPicPr>
                   </pic:nvPicPr>
                   <pic:blipFill>
-                    <a:blip r:embed="rId73"/>
+                    <a:blip r:embed="rId72"/>
                     <a:stretch>
                       <a:fillRect/>
                     </a:stretch>
@@ -10684,7 +10970,7 @@
                     </pic:cNvPicPr>
                   </pic:nvPicPr>
                   <pic:blipFill>
-                    <a:blip r:embed="rId74"/>
+                    <a:blip r:embed="rId73"/>
                     <a:stretch>
                       <a:fillRect/>
                     </a:stretch>
@@ -10807,7 +11093,7 @@
                     </pic:cNvPicPr>
                   </pic:nvPicPr>
                   <pic:blipFill>
-                    <a:blip r:embed="rId75"/>
+                    <a:blip r:embed="rId74"/>
                     <a:stretch>
                       <a:fillRect/>
                     </a:stretch>
@@ -10882,7 +11168,7 @@
                     </pic:cNvPicPr>
                   </pic:nvPicPr>
                   <pic:blipFill>
-                    <a:blip r:embed="rId76"/>
+                    <a:blip r:embed="rId75"/>
                     <a:stretch>
                       <a:fillRect/>
                     </a:stretch>
@@ -10944,7 +11230,7 @@
                     </pic:cNvPicPr>
                   </pic:nvPicPr>
                   <pic:blipFill>
-                    <a:blip r:embed="rId77"/>
+                    <a:blip r:embed="rId76"/>
                     <a:stretch>
                       <a:fillRect/>
                     </a:stretch>
@@ -10974,7 +11260,7 @@
         <w:rPr/>
         <w:t xml:space="preserve">Muster zum Import  ; </w:t>
       </w:r>
-      <w:hyperlink r:id="rId78">
+      <w:hyperlink r:id="rId77">
         <w:r>
           <w:rPr>
             <w:rStyle w:val="Hyperlink"/>
@@ -11121,7 +11407,7 @@
                     </pic:cNvPicPr>
                   </pic:nvPicPr>
                   <pic:blipFill>
-                    <a:blip r:embed="rId79"/>
+                    <a:blip r:embed="rId78"/>
                     <a:stretch>
                       <a:fillRect/>
                     </a:stretch>
@@ -11195,7 +11481,7 @@
                     </pic:cNvPicPr>
                   </pic:nvPicPr>
                   <pic:blipFill>
-                    <a:blip r:embed="rId80"/>
+                    <a:blip r:embed="rId79"/>
                     <a:stretch>
                       <a:fillRect/>
                     </a:stretch>
@@ -11257,7 +11543,7 @@
                     </pic:cNvPicPr>
                   </pic:nvPicPr>
                   <pic:blipFill>
-                    <a:blip r:embed="rId81"/>
+                    <a:blip r:embed="rId80"/>
                     <a:stretch>
                       <a:fillRect/>
                     </a:stretch>
@@ -11332,7 +11618,7 @@
                     </pic:cNvPicPr>
                   </pic:nvPicPr>
                   <pic:blipFill>
-                    <a:blip r:embed="rId82"/>
+                    <a:blip r:embed="rId81"/>
                     <a:stretch>
                       <a:fillRect/>
                     </a:stretch>
@@ -11425,7 +11711,7 @@
                     </pic:cNvPicPr>
                   </pic:nvPicPr>
                   <pic:blipFill>
-                    <a:blip r:embed="rId83"/>
+                    <a:blip r:embed="rId82"/>
                     <a:stretch>
                       <a:fillRect/>
                     </a:stretch>
@@ -11610,7 +11896,7 @@
                     </pic:cNvPicPr>
                   </pic:nvPicPr>
                   <pic:blipFill>
-                    <a:blip r:embed="rId84"/>
+                    <a:blip r:embed="rId83"/>
                     <a:stretch>
                       <a:fillRect/>
                     </a:stretch>
@@ -11698,7 +11984,7 @@
                     </pic:cNvPicPr>
                   </pic:nvPicPr>
                   <pic:blipFill>
-                    <a:blip r:embed="rId85"/>
+                    <a:blip r:embed="rId84"/>
                     <a:stretch>
                       <a:fillRect/>
                     </a:stretch>
@@ -11798,7 +12084,7 @@
                     </pic:cNvPicPr>
                   </pic:nvPicPr>
                   <pic:blipFill>
-                    <a:blip r:embed="rId86"/>
+                    <a:blip r:embed="rId85"/>
                     <a:stretch>
                       <a:fillRect/>
                     </a:stretch>
@@ -11931,7 +12217,7 @@
                     </pic:cNvPicPr>
                   </pic:nvPicPr>
                   <pic:blipFill>
-                    <a:blip r:embed="rId87"/>
+                    <a:blip r:embed="rId86"/>
                     <a:stretch>
                       <a:fillRect/>
                     </a:stretch>
@@ -12011,7 +12297,7 @@
                     </pic:cNvPicPr>
                   </pic:nvPicPr>
                   <pic:blipFill>
-                    <a:blip r:embed="rId88"/>
+                    <a:blip r:embed="rId87"/>
                     <a:stretch>
                       <a:fillRect/>
                     </a:stretch>
@@ -12091,7 +12377,7 @@
                     </pic:cNvPicPr>
                   </pic:nvPicPr>
                   <pic:blipFill>
-                    <a:blip r:embed="rId89"/>
+                    <a:blip r:embed="rId88"/>
                     <a:stretch>
                       <a:fillRect/>
                     </a:stretch>
@@ -12199,7 +12485,7 @@
                     </pic:cNvPicPr>
                   </pic:nvPicPr>
                   <pic:blipFill>
-                    <a:blip r:embed="rId90"/>
+                    <a:blip r:embed="rId89"/>
                     <a:stretch>
                       <a:fillRect/>
                     </a:stretch>
@@ -12274,7 +12560,7 @@
                     </pic:cNvPicPr>
                   </pic:nvPicPr>
                   <pic:blipFill>
-                    <a:blip r:embed="rId91"/>
+                    <a:blip r:embed="rId90"/>
                     <a:stretch>
                       <a:fillRect/>
                     </a:stretch>
@@ -12314,7 +12600,7 @@
         <w:t>Ein optischer Infrarot Rückmelder TCRT5000 siehe s88-N 40 Rückmelder Modul</w:t>
         <w:br/>
       </w:r>
-      <w:hyperlink r:id="rId92">
+      <w:hyperlink r:id="rId91">
         <w:r>
           <w:rPr>
             <w:rStyle w:val="Hyperlink"/>
@@ -12371,7 +12657,7 @@
                     </pic:cNvPicPr>
                   </pic:nvPicPr>
                   <pic:blipFill>
-                    <a:blip r:embed="rId93"/>
+                    <a:blip r:embed="rId92"/>
                     <a:stretch>
                       <a:fillRect/>
                     </a:stretch>
@@ -12411,7 +12697,7 @@
                     </pic:cNvPicPr>
                   </pic:nvPicPr>
                   <pic:blipFill>
-                    <a:blip r:embed="rId94"/>
+                    <a:blip r:embed="rId93"/>
                     <a:stretch>
                       <a:fillRect/>
                     </a:stretch>
@@ -12484,13 +12770,13 @@
         </w:rPr>
         <w:t xml:space="preserve">Info: </w:t>
       </w:r>
-      <w:hyperlink r:id="rId95">
+      <w:hyperlink r:id="rId94">
         <w:r>
           <w:rPr>
             <w:rStyle w:val="Hyperlink"/>
             <w:lang w:val="es-ES"/>
           </w:rPr>
-          <w:t>https://wiki.rocrail.net/doku.php?id=switch-index-de</w:t>
+          <w:t>https://www.rocrail.online/doku.php?id=switch-index-de</w:t>
         </w:r>
       </w:hyperlink>
     </w:p>
@@ -12535,7 +12821,7 @@
                     </pic:cNvPicPr>
                   </pic:nvPicPr>
                   <pic:blipFill>
-                    <a:blip r:embed="rId96"/>
+                    <a:blip r:embed="rId95"/>
                     <a:stretch>
                       <a:fillRect/>
                     </a:stretch>
@@ -12638,7 +12924,7 @@
                     </pic:cNvPicPr>
                   </pic:nvPicPr>
                   <pic:blipFill>
-                    <a:blip r:embed="rId97"/>
+                    <a:blip r:embed="rId96"/>
                     <a:stretch>
                       <a:fillRect/>
                     </a:stretch>
@@ -12755,7 +13041,7 @@
                     </pic:cNvPicPr>
                   </pic:nvPicPr>
                   <pic:blipFill>
-                    <a:blip r:embed="rId98"/>
+                    <a:blip r:embed="rId97"/>
                     <a:stretch>
                       <a:fillRect/>
                     </a:stretch>
@@ -12925,7 +13211,7 @@
                     </pic:cNvPicPr>
                   </pic:nvPicPr>
                   <pic:blipFill>
-                    <a:blip r:embed="rId99"/>
+                    <a:blip r:embed="rId98"/>
                     <a:stretch>
                       <a:fillRect/>
                     </a:stretch>
@@ -12974,6 +13260,68 @@
       <w:r>
         <w:rPr/>
       </w:r>
+    </w:p>
+    <w:p>
+      <w:pPr>
+        <w:pStyle w:val="Normal"/>
+        <w:widowControl/>
+        <w:suppressAutoHyphens w:val="false"/>
+        <w:rPr/>
+      </w:pPr>
+      <w:r>
+        <w:rPr/>
+      </w:r>
+    </w:p>
+    <w:p>
+      <w:pPr>
+        <w:pStyle w:val="Normal"/>
+        <w:widowControl/>
+        <w:suppressAutoHyphens w:val="false"/>
+        <w:rPr/>
+      </w:pPr>
+      <w:r>
+        <w:rPr/>
+        <w:t>Infos zur Adressierung:</w:t>
+      </w:r>
+    </w:p>
+    <w:p>
+      <w:pPr>
+        <w:pStyle w:val="Normal"/>
+        <w:widowControl/>
+        <w:suppressAutoHyphens w:val="false"/>
+        <w:rPr/>
+      </w:pPr>
+      <w:r>
+        <w:rPr>
+          <w:rStyle w:val="Hyperlink"/>
+        </w:rPr>
+        <w:t>https://www.rocrail.online/doku.php?id=addressing-de</w:t>
+      </w:r>
+    </w:p>
+    <w:p>
+      <w:pPr>
+        <w:pStyle w:val="Normal"/>
+        <w:widowControl/>
+        <w:suppressAutoHyphens w:val="false"/>
+        <w:rPr/>
+      </w:pPr>
+      <w:r>
+        <w:rPr>
+          <w:rStyle w:val="Hyperlink"/>
+        </w:rPr>
+        <w:t>https://www.rocrail.online/doku.php?id=addressing:accessory-pg-de</w:t>
+      </w:r>
+    </w:p>
+    <w:p>
+      <w:pPr>
+        <w:pStyle w:val="Normal"/>
+        <w:widowControl/>
+        <w:suppressAutoHyphens w:val="false"/>
+        <w:rPr/>
+      </w:pPr>
+      <w:r>
+        <w:rPr/>
+      </w:r>
       <w:r>
         <w:br w:type="page"/>
       </w:r>
@@ -13030,7 +13378,7 @@
                     </pic:cNvPicPr>
                   </pic:nvPicPr>
                   <pic:blipFill>
-                    <a:blip r:embed="rId100"/>
+                    <a:blip r:embed="rId99"/>
                     <a:stretch>
                       <a:fillRect/>
                     </a:stretch>
@@ -13120,7 +13468,7 @@
                     </pic:cNvPicPr>
                   </pic:nvPicPr>
                   <pic:blipFill>
-                    <a:blip r:embed="rId101"/>
+                    <a:blip r:embed="rId100"/>
                     <a:stretch>
                       <a:fillRect/>
                     </a:stretch>
@@ -13208,7 +13556,7 @@
                     </pic:cNvPicPr>
                   </pic:nvPicPr>
                   <pic:blipFill>
-                    <a:blip r:embed="rId102"/>
+                    <a:blip r:embed="rId101"/>
                     <a:stretch>
                       <a:fillRect/>
                     </a:stretch>
@@ -13281,7 +13629,7 @@
                     </pic:cNvPicPr>
                   </pic:nvPicPr>
                   <pic:blipFill>
-                    <a:blip r:embed="rId103"/>
+                    <a:blip r:embed="rId102"/>
                     <a:stretch>
                       <a:fillRect/>
                     </a:stretch>
@@ -13352,7 +13700,7 @@
                     </pic:cNvPicPr>
                   </pic:nvPicPr>
                   <pic:blipFill>
-                    <a:blip r:embed="rId104"/>
+                    <a:blip r:embed="rId103"/>
                     <a:stretch>
                       <a:fillRect/>
                     </a:stretch>
@@ -13449,7 +13797,7 @@
         </w:rPr>
         <w:t xml:space="preserve">Info: </w:t>
       </w:r>
-      <w:hyperlink r:id="rId105">
+      <w:hyperlink r:id="rId104">
         <w:r>
           <w:rPr>
             <w:rStyle w:val="Hyperlink"/>
@@ -13506,7 +13854,7 @@
                     </pic:cNvPicPr>
                   </pic:nvPicPr>
                   <pic:blipFill>
-                    <a:blip r:embed="rId106"/>
+                    <a:blip r:embed="rId105"/>
                     <a:stretch>
                       <a:fillRect/>
                     </a:stretch>
@@ -13603,7 +13951,7 @@
                     </pic:cNvPicPr>
                   </pic:nvPicPr>
                   <pic:blipFill>
-                    <a:blip r:embed="rId107"/>
+                    <a:blip r:embed="rId106"/>
                     <a:stretch>
                       <a:fillRect/>
                     </a:stretch>
@@ -13769,7 +14117,7 @@
                     </pic:cNvPicPr>
                   </pic:nvPicPr>
                   <pic:blipFill>
-                    <a:blip r:embed="rId108"/>
+                    <a:blip r:embed="rId107"/>
                     <a:stretch>
                       <a:fillRect/>
                     </a:stretch>
@@ -13871,7 +14219,7 @@
                     </pic:cNvPicPr>
                   </pic:nvPicPr>
                   <pic:blipFill>
-                    <a:blip r:embed="rId109"/>
+                    <a:blip r:embed="rId108"/>
                     <a:stretch>
                       <a:fillRect/>
                     </a:stretch>
@@ -13976,7 +14324,7 @@
                     </pic:cNvPicPr>
                   </pic:nvPicPr>
                   <pic:blipFill>
-                    <a:blip r:embed="rId110"/>
+                    <a:blip r:embed="rId109"/>
                     <a:stretch>
                       <a:fillRect/>
                     </a:stretch>
@@ -14067,7 +14415,7 @@
                     </pic:cNvPicPr>
                   </pic:nvPicPr>
                   <pic:blipFill>
-                    <a:blip r:embed="rId111"/>
+                    <a:blip r:embed="rId110"/>
                     <a:stretch>
                       <a:fillRect/>
                     </a:stretch>
@@ -14172,7 +14520,7 @@
                     </pic:cNvPicPr>
                   </pic:nvPicPr>
                   <pic:blipFill>
-                    <a:blip r:embed="rId112"/>
+                    <a:blip r:embed="rId111"/>
                     <a:stretch>
                       <a:fillRect/>
                     </a:stretch>
@@ -14317,7 +14665,7 @@
                     </pic:cNvPicPr>
                   </pic:nvPicPr>
                   <pic:blipFill>
-                    <a:blip r:embed="rId113"/>
+                    <a:blip r:embed="rId112"/>
                     <a:stretch>
                       <a:fillRect/>
                     </a:stretch>
@@ -14396,7 +14744,7 @@
           <w:lang w:val="es-ES"/>
         </w:rPr>
       </w:pPr>
-      <w:hyperlink r:id="rId114">
+      <w:hyperlink r:id="rId113">
         <w:r>
           <w:rPr>
             <w:rStyle w:val="Hyperlink"/>
@@ -14411,7 +14759,7 @@
         <w:pStyle w:val="BodyText"/>
         <w:rPr/>
       </w:pPr>
-      <w:hyperlink r:id="rId115">
+      <w:hyperlink r:id="rId114">
         <w:r>
           <w:rPr>
             <w:rStyle w:val="ListLabel1"/>
@@ -14495,7 +14843,7 @@
         <w:rPr/>
         <w:t xml:space="preserve">Hilfe Aktionen Video: </w:t>
       </w:r>
-      <w:hyperlink r:id="rId116">
+      <w:hyperlink r:id="rId115">
         <w:r>
           <w:rPr>
             <w:rStyle w:val="Hyperlink"/>
@@ -14627,7 +14975,7 @@
                     </pic:cNvPicPr>
                   </pic:nvPicPr>
                   <pic:blipFill>
-                    <a:blip r:embed="rId117"/>
+                    <a:blip r:embed="rId116"/>
                     <a:stretch>
                       <a:fillRect/>
                     </a:stretch>
@@ -14721,7 +15069,7 @@
                     </pic:cNvPicPr>
                   </pic:nvPicPr>
                   <pic:blipFill>
-                    <a:blip r:embed="rId118"/>
+                    <a:blip r:embed="rId117"/>
                     <a:stretch>
                       <a:fillRect/>
                     </a:stretch>
@@ -14882,7 +15230,7 @@
                     </pic:cNvPicPr>
                   </pic:nvPicPr>
                   <pic:blipFill>
-                    <a:blip r:embed="rId119"/>
+                    <a:blip r:embed="rId118"/>
                     <a:stretch>
                       <a:fillRect/>
                     </a:stretch>
@@ -14942,7 +15290,7 @@
                     </pic:cNvPicPr>
                   </pic:nvPicPr>
                   <pic:blipFill>
-                    <a:blip r:embed="rId120"/>
+                    <a:blip r:embed="rId119"/>
                     <a:stretch>
                       <a:fillRect/>
                     </a:stretch>
@@ -15023,7 +15371,7 @@
                     </pic:cNvPicPr>
                   </pic:nvPicPr>
                   <pic:blipFill>
-                    <a:blip r:embed="rId121"/>
+                    <a:blip r:embed="rId120"/>
                     <a:stretch>
                       <a:fillRect/>
                     </a:stretch>
@@ -15082,7 +15430,7 @@
                     </pic:cNvPicPr>
                   </pic:nvPicPr>
                   <pic:blipFill>
-                    <a:blip r:embed="rId122"/>
+                    <a:blip r:embed="rId121"/>
                     <a:stretch>
                       <a:fillRect/>
                     </a:stretch>
@@ -15177,7 +15525,7 @@
                     </pic:cNvPicPr>
                   </pic:nvPicPr>
                   <pic:blipFill>
-                    <a:blip r:embed="rId123"/>
+                    <a:blip r:embed="rId122"/>
                     <a:stretch>
                       <a:fillRect/>
                     </a:stretch>
@@ -15288,7 +15636,7 @@
                     </pic:cNvPicPr>
                   </pic:nvPicPr>
                   <pic:blipFill>
-                    <a:blip r:embed="rId124"/>
+                    <a:blip r:embed="rId123"/>
                     <a:stretch>
                       <a:fillRect/>
                     </a:stretch>
@@ -15414,7 +15762,7 @@
         <w:pStyle w:val="BodyText"/>
         <w:rPr/>
       </w:pPr>
-      <w:hyperlink r:id="rId125">
+      <w:hyperlink r:id="rId124">
         <w:r>
           <w:rPr>
             <w:rStyle w:val="Hyperlink"/>
@@ -15473,7 +15821,7 @@
                     </pic:cNvPicPr>
                   </pic:nvPicPr>
                   <pic:blipFill>
-                    <a:blip r:embed="rId126"/>
+                    <a:blip r:embed="rId125"/>
                     <a:stretch>
                       <a:fillRect/>
                     </a:stretch>
@@ -15544,7 +15892,7 @@
                     </pic:cNvPicPr>
                   </pic:nvPicPr>
                   <pic:blipFill>
-                    <a:blip r:embed="rId127"/>
+                    <a:blip r:embed="rId126"/>
                     <a:stretch>
                       <a:fillRect/>
                     </a:stretch>
@@ -15642,7 +15990,7 @@
                     </pic:cNvPicPr>
                   </pic:nvPicPr>
                   <pic:blipFill>
-                    <a:blip r:embed="rId128"/>
+                    <a:blip r:embed="rId127"/>
                     <a:stretch>
                       <a:fillRect/>
                     </a:stretch>
@@ -15732,7 +16080,7 @@
                     </pic:cNvPicPr>
                   </pic:nvPicPr>
                   <pic:blipFill>
-                    <a:blip r:embed="rId129"/>
+                    <a:blip r:embed="rId128"/>
                     <a:stretch>
                       <a:fillRect/>
                     </a:stretch>
@@ -15814,7 +16162,7 @@
           <w:rPr>
             <w:rStyle w:val="Hyperlink"/>
           </w:rPr>
-          <w:t>https://wiki.rocrail.net/doku.php?id=route-index-de</w:t>
+          <w:t>https://www.rocrail.online/doku.php?id=route-index-de</w:t>
         </w:r>
       </w:hyperlink>
     </w:p>
@@ -16436,12 +16784,11 @@
     </w:p>
     <w:p>
       <w:pPr>
-        <w:pStyle w:val="Heading1"/>
+        <w:pStyle w:val="Heading2"/>
         <w:numPr>
-          <w:ilvl w:val="0"/>
+          <w:ilvl w:val="1"/>
           <w:numId w:val="1"/>
         </w:numPr>
-        <w:spacing w:before="0" w:after="120"/>
         <w:rPr/>
       </w:pPr>
       <w:bookmarkStart w:id="47" w:name="__RefHeading___Toc2244_651166389"/>
@@ -16949,6 +17296,120 @@
     </w:p>
     <w:p>
       <w:pPr>
+        <w:pStyle w:val="Heading2"/>
+        <w:numPr>
+          <w:ilvl w:val="1"/>
+          <w:numId w:val="1"/>
+        </w:numPr>
+        <w:spacing w:before="0" w:after="120"/>
+        <w:rPr/>
+      </w:pPr>
+      <w:bookmarkStart w:id="49" w:name="__RefHeading___Toc2242_651166389_Kopie_1"/>
+      <w:bookmarkStart w:id="50" w:name="_Toc205293029_Kopie_1"/>
+      <w:bookmarkEnd w:id="49"/>
+      <w:r>
+        <w:rPr/>
+        <w:t xml:space="preserve">Konfiguration der </w:t>
+      </w:r>
+      <w:bookmarkEnd w:id="50"/>
+      <w:r>
+        <w:rPr/>
+        <w:t>Ausgänge</w:t>
+      </w:r>
+    </w:p>
+    <w:p>
+      <w:pPr>
+        <w:pStyle w:val="BodyText"/>
+        <w:rPr/>
+      </w:pPr>
+      <w:hyperlink r:id="rId142">
+        <w:r>
+          <w:rPr>
+            <w:rStyle w:val="Hyperlink"/>
+          </w:rPr>
+          <w:t>https://www.rocrail.online/doku.php?id=output-de</w:t>
+        </w:r>
+      </w:hyperlink>
+    </w:p>
+    <w:p>
+      <w:pPr>
+        <w:pStyle w:val="BodyText"/>
+        <w:rPr/>
+      </w:pPr>
+      <w:r>
+        <w:rPr/>
+      </w:r>
+    </w:p>
+    <w:p>
+      <w:pPr>
+        <w:pStyle w:val="BodyText"/>
+        <w:rPr/>
+      </w:pPr>
+      <w:r>
+        <w:rPr/>
+        <w:t xml:space="preserve">Tabellen – </w:t>
+      </w:r>
+      <w:r>
+        <w:rPr/>
+        <w:t>Ausgänge – Übersicht</w:t>
+      </w:r>
+    </w:p>
+    <w:p>
+      <w:pPr>
+        <w:pStyle w:val="BodyText"/>
+        <w:rPr/>
+      </w:pPr>
+      <w:r>
+        <w:rPr/>
+        <w:drawing>
+          <wp:anchor behindDoc="0" distT="0" distB="0" distL="0" distR="0" simplePos="0" locked="0" layoutInCell="0" allowOverlap="1" relativeHeight="100">
+            <wp:simplePos x="0" y="0"/>
+            <wp:positionH relativeFrom="column">
+              <wp:align>center</wp:align>
+            </wp:positionH>
+            <wp:positionV relativeFrom="paragraph">
+              <wp:posOffset>635</wp:posOffset>
+            </wp:positionV>
+            <wp:extent cx="5133975" cy="1280795"/>
+            <wp:effectExtent l="0" t="0" r="0" b="0"/>
+            <wp:wrapSquare wrapText="largest"/>
+            <wp:docPr id="98" name="Bild23" descr="" title=""/>
+            <wp:cNvGraphicFramePr>
+              <a:graphicFrameLocks xmlns:a="http://schemas.openxmlformats.org/drawingml/2006/main" noChangeAspect="1"/>
+            </wp:cNvGraphicFramePr>
+            <a:graphic xmlns:a="http://schemas.openxmlformats.org/drawingml/2006/main">
+              <a:graphicData uri="http://schemas.openxmlformats.org/drawingml/2006/picture">
+                <pic:pic xmlns:pic="http://schemas.openxmlformats.org/drawingml/2006/picture">
+                  <pic:nvPicPr>
+                    <pic:cNvPr id="98" name="Bild23" descr="" title=""/>
+                    <pic:cNvPicPr>
+                      <a:picLocks noChangeAspect="1" noChangeArrowheads="1"/>
+                    </pic:cNvPicPr>
+                  </pic:nvPicPr>
+                  <pic:blipFill>
+                    <a:blip r:embed="rId143"/>
+                    <a:stretch>
+                      <a:fillRect/>
+                    </a:stretch>
+                  </pic:blipFill>
+                  <pic:spPr bwMode="auto">
+                    <a:xfrm>
+                      <a:off x="0" y="0"/>
+                      <a:ext cx="5133975" cy="1280795"/>
+                    </a:xfrm>
+                    <a:prstGeom prst="rect">
+                      <a:avLst/>
+                    </a:prstGeom>
+                  </pic:spPr>
+                </pic:pic>
+              </a:graphicData>
+            </a:graphic>
+          </wp:anchor>
+        </w:drawing>
+      </w:r>
+    </w:p>
+    <w:p>
+      <w:pPr>
         <w:pStyle w:val="Heading1"/>
         <w:numPr>
           <w:ilvl w:val="0"/>
@@ -16958,14 +17419,612 @@
         <w:ind w:hanging="432" w:start="432"/>
         <w:rPr/>
       </w:pPr>
-      <w:bookmarkStart w:id="49" w:name="__RefHeading___Toc2246_651166389"/>
-      <w:bookmarkStart w:id="50" w:name="_Toc205293031"/>
-      <w:bookmarkEnd w:id="49"/>
+      <w:r>
+        <w:rPr/>
+      </w:r>
+      <w:bookmarkStart w:id="51" w:name="__RefHeading___Toc2246_651166389"/>
+      <w:bookmarkStart w:id="52" w:name="__RefHeading___Toc2246_651166389"/>
+      <w:bookmarkEnd w:id="52"/>
+    </w:p>
+    <w:p>
+      <w:pPr>
+        <w:pStyle w:val="BodyText"/>
+        <w:numPr>
+          <w:ilvl w:val="0"/>
+          <w:numId w:val="0"/>
+        </w:numPr>
+        <w:spacing w:before="0" w:after="120"/>
+        <w:ind w:hanging="432" w:start="432"/>
+        <w:rPr/>
+      </w:pPr>
+      <w:r>
+        <w:rPr/>
+      </w:r>
+    </w:p>
+    <w:p>
+      <w:pPr>
+        <w:pStyle w:val="BodyText"/>
+        <w:numPr>
+          <w:ilvl w:val="0"/>
+          <w:numId w:val="0"/>
+        </w:numPr>
+        <w:spacing w:before="0" w:after="120"/>
+        <w:ind w:hanging="432" w:start="432"/>
+        <w:rPr/>
+      </w:pPr>
+      <w:r>
+        <w:rPr/>
+      </w:r>
+    </w:p>
+    <w:p>
+      <w:pPr>
+        <w:pStyle w:val="BodyText"/>
+        <w:numPr>
+          <w:ilvl w:val="0"/>
+          <w:numId w:val="0"/>
+        </w:numPr>
+        <w:spacing w:before="0" w:after="120"/>
+        <w:ind w:hanging="432" w:start="432"/>
+        <w:rPr/>
+      </w:pPr>
+      <w:r>
+        <w:rPr/>
+      </w:r>
+    </w:p>
+    <w:p>
+      <w:pPr>
+        <w:pStyle w:val="Heading1"/>
+        <w:numPr>
+          <w:ilvl w:val="0"/>
+          <w:numId w:val="0"/>
+        </w:numPr>
+        <w:spacing w:before="0" w:after="120"/>
+        <w:ind w:hanging="432" w:start="432"/>
+        <w:rPr/>
+      </w:pPr>
+      <w:r>
+        <w:rPr/>
+      </w:r>
+    </w:p>
+    <w:p>
+      <w:pPr>
+        <w:pStyle w:val="BodyText"/>
+        <w:rPr/>
+      </w:pPr>
+      <w:r>
+        <w:rPr/>
+        <w:t xml:space="preserve">Tabellen – </w:t>
+      </w:r>
+      <w:r>
+        <w:rPr/>
+        <w:t>Ausgänge – Allgemein</w:t>
+      </w:r>
+    </w:p>
+    <w:p>
+      <w:pPr>
+        <w:pStyle w:val="BodyText"/>
+        <w:rPr/>
+      </w:pPr>
+      <w:r>
+        <w:rPr/>
+        <w:drawing>
+          <wp:anchor behindDoc="0" distT="0" distB="0" distL="0" distR="0" simplePos="0" locked="0" layoutInCell="0" allowOverlap="1" relativeHeight="101">
+            <wp:simplePos x="0" y="0"/>
+            <wp:positionH relativeFrom="column">
+              <wp:align>center</wp:align>
+            </wp:positionH>
+            <wp:positionV relativeFrom="paragraph">
+              <wp:posOffset>635</wp:posOffset>
+            </wp:positionV>
+            <wp:extent cx="5087620" cy="3295015"/>
+            <wp:effectExtent l="0" t="0" r="0" b="0"/>
+            <wp:wrapSquare wrapText="largest"/>
+            <wp:docPr id="99" name="Bild24" descr="" title=""/>
+            <wp:cNvGraphicFramePr>
+              <a:graphicFrameLocks xmlns:a="http://schemas.openxmlformats.org/drawingml/2006/main" noChangeAspect="1"/>
+            </wp:cNvGraphicFramePr>
+            <a:graphic xmlns:a="http://schemas.openxmlformats.org/drawingml/2006/main">
+              <a:graphicData uri="http://schemas.openxmlformats.org/drawingml/2006/picture">
+                <pic:pic xmlns:pic="http://schemas.openxmlformats.org/drawingml/2006/picture">
+                  <pic:nvPicPr>
+                    <pic:cNvPr id="99" name="Bild24" descr="" title=""/>
+                    <pic:cNvPicPr>
+                      <a:picLocks noChangeAspect="1" noChangeArrowheads="1"/>
+                    </pic:cNvPicPr>
+                  </pic:nvPicPr>
+                  <pic:blipFill>
+                    <a:blip r:embed="rId144"/>
+                    <a:stretch>
+                      <a:fillRect/>
+                    </a:stretch>
+                  </pic:blipFill>
+                  <pic:spPr bwMode="auto">
+                    <a:xfrm>
+                      <a:off x="0" y="0"/>
+                      <a:ext cx="5087620" cy="3295015"/>
+                    </a:xfrm>
+                    <a:prstGeom prst="rect">
+                      <a:avLst/>
+                    </a:prstGeom>
+                  </pic:spPr>
+                </pic:pic>
+              </a:graphicData>
+            </a:graphic>
+          </wp:anchor>
+        </w:drawing>
+      </w:r>
+    </w:p>
+    <w:p>
+      <w:pPr>
+        <w:pStyle w:val="BodyText"/>
+        <w:rPr/>
+      </w:pPr>
+      <w:r>
+        <w:rPr/>
+      </w:r>
+    </w:p>
+    <w:p>
+      <w:pPr>
+        <w:pStyle w:val="BodyText"/>
+        <w:rPr/>
+      </w:pPr>
+      <w:r>
+        <w:rPr/>
+      </w:r>
+    </w:p>
+    <w:p>
+      <w:pPr>
+        <w:pStyle w:val="BodyText"/>
+        <w:rPr/>
+      </w:pPr>
+      <w:r>
+        <w:rPr/>
+      </w:r>
+    </w:p>
+    <w:p>
+      <w:pPr>
+        <w:pStyle w:val="BodyText"/>
+        <w:rPr/>
+      </w:pPr>
+      <w:r>
+        <w:rPr/>
+      </w:r>
+      <w:r>
+        <w:br w:type="page"/>
+      </w:r>
+    </w:p>
+    <w:p>
+      <w:pPr>
+        <w:pStyle w:val="BodyText"/>
+        <w:rPr/>
+      </w:pPr>
+      <w:r>
+        <w:rPr/>
+        <w:t xml:space="preserve">Tabellen – </w:t>
+      </w:r>
+      <w:r>
+        <w:rPr/>
+        <w:t>Ausgänge – Schnittstelle</w:t>
+      </w:r>
+    </w:p>
+    <w:p>
+      <w:pPr>
+        <w:pStyle w:val="Heading1"/>
+        <w:numPr>
+          <w:ilvl w:val="0"/>
+          <w:numId w:val="0"/>
+        </w:numPr>
+        <w:spacing w:before="0" w:after="120"/>
+        <w:ind w:hanging="432" w:start="432"/>
+        <w:rPr/>
+      </w:pPr>
+      <w:r>
+        <w:rPr/>
+        <w:drawing>
+          <wp:anchor behindDoc="0" distT="0" distB="0" distL="0" distR="0" simplePos="0" locked="0" layoutInCell="0" allowOverlap="1" relativeHeight="102">
+            <wp:simplePos x="0" y="0"/>
+            <wp:positionH relativeFrom="column">
+              <wp:align>center</wp:align>
+            </wp:positionH>
+            <wp:positionV relativeFrom="paragraph">
+              <wp:posOffset>635</wp:posOffset>
+            </wp:positionV>
+            <wp:extent cx="5008245" cy="3004820"/>
+            <wp:effectExtent l="0" t="0" r="0" b="0"/>
+            <wp:wrapSquare wrapText="largest"/>
+            <wp:docPr id="100" name="Bild25" descr="" title=""/>
+            <wp:cNvGraphicFramePr>
+              <a:graphicFrameLocks xmlns:a="http://schemas.openxmlformats.org/drawingml/2006/main" noChangeAspect="1"/>
+            </wp:cNvGraphicFramePr>
+            <a:graphic xmlns:a="http://schemas.openxmlformats.org/drawingml/2006/main">
+              <a:graphicData uri="http://schemas.openxmlformats.org/drawingml/2006/picture">
+                <pic:pic xmlns:pic="http://schemas.openxmlformats.org/drawingml/2006/picture">
+                  <pic:nvPicPr>
+                    <pic:cNvPr id="100" name="Bild25" descr="" title=""/>
+                    <pic:cNvPicPr>
+                      <a:picLocks noChangeAspect="1" noChangeArrowheads="1"/>
+                    </pic:cNvPicPr>
+                  </pic:nvPicPr>
+                  <pic:blipFill>
+                    <a:blip r:embed="rId145"/>
+                    <a:stretch>
+                      <a:fillRect/>
+                    </a:stretch>
+                  </pic:blipFill>
+                  <pic:spPr bwMode="auto">
+                    <a:xfrm>
+                      <a:off x="0" y="0"/>
+                      <a:ext cx="5008245" cy="3004820"/>
+                    </a:xfrm>
+                    <a:prstGeom prst="rect">
+                      <a:avLst/>
+                    </a:prstGeom>
+                  </pic:spPr>
+                </pic:pic>
+              </a:graphicData>
+            </a:graphic>
+          </wp:anchor>
+        </w:drawing>
+      </w:r>
+    </w:p>
+    <w:p>
+      <w:pPr>
+        <w:pStyle w:val="BodyText"/>
+        <w:rPr/>
+      </w:pPr>
+      <w:r>
+        <w:rPr/>
+      </w:r>
+    </w:p>
+    <w:p>
+      <w:pPr>
+        <w:pStyle w:val="BodyText"/>
+        <w:rPr/>
+      </w:pPr>
+      <w:r>
+        <w:rPr/>
+      </w:r>
+    </w:p>
+    <w:p>
+      <w:pPr>
+        <w:pStyle w:val="BodyText"/>
+        <w:rPr/>
+      </w:pPr>
+      <w:r>
+        <w:rPr/>
+      </w:r>
+    </w:p>
+    <w:p>
+      <w:pPr>
+        <w:pStyle w:val="BodyText"/>
+        <w:rPr/>
+      </w:pPr>
+      <w:r>
+        <w:rPr/>
+      </w:r>
+    </w:p>
+    <w:p>
+      <w:pPr>
+        <w:pStyle w:val="BodyText"/>
+        <w:rPr/>
+      </w:pPr>
+      <w:r>
+        <w:rPr/>
+      </w:r>
+    </w:p>
+    <w:p>
+      <w:pPr>
+        <w:pStyle w:val="BodyText"/>
+        <w:rPr/>
+      </w:pPr>
+      <w:r>
+        <w:rPr/>
+      </w:r>
+    </w:p>
+    <w:p>
+      <w:pPr>
+        <w:pStyle w:val="BodyText"/>
+        <w:rPr/>
+      </w:pPr>
+      <w:r>
+        <w:rPr/>
+      </w:r>
+    </w:p>
+    <w:p>
+      <w:pPr>
+        <w:pStyle w:val="BodyText"/>
+        <w:rPr/>
+      </w:pPr>
+      <w:r>
+        <w:rPr/>
+      </w:r>
+    </w:p>
+    <w:p>
+      <w:pPr>
+        <w:pStyle w:val="BodyText"/>
+        <w:rPr/>
+      </w:pPr>
+      <w:r>
+        <w:rPr/>
+      </w:r>
+    </w:p>
+    <w:p>
+      <w:pPr>
+        <w:pStyle w:val="BodyText"/>
+        <w:rPr/>
+      </w:pPr>
+      <w:r>
+        <w:rPr/>
+      </w:r>
+    </w:p>
+    <w:p>
+      <w:pPr>
+        <w:pStyle w:val="BodyText"/>
+        <w:rPr/>
+      </w:pPr>
+      <w:r>
+        <w:rPr/>
+      </w:r>
+    </w:p>
+    <w:p>
+      <w:pPr>
+        <w:pStyle w:val="BodyText"/>
+        <w:rPr/>
+      </w:pPr>
+      <w:r>
+        <w:rPr/>
+      </w:r>
+    </w:p>
+    <w:p>
+      <w:pPr>
+        <w:pStyle w:val="BodyText"/>
+        <w:rPr/>
+      </w:pPr>
+      <w:r>
+        <w:rPr/>
+        <w:t>CV-Variablen für Zubehör Decoder</w:t>
+      </w:r>
+      <w:r>
+        <w:rPr/>
+        <w:t xml:space="preserve"> Rechner: </w:t>
+      </w:r>
+      <w:hyperlink r:id="rId146">
+        <w:r>
+          <w:rPr>
+            <w:rStyle w:val="Hyperlink"/>
+            <w:sz w:val="20"/>
+            <w:szCs w:val="20"/>
+          </w:rPr>
+          <w:t>https://www.opendcc.de/info/decoder/dcc_cv.html</w:t>
+        </w:r>
+      </w:hyperlink>
+      <w:r>
+        <w:rPr>
+          <w:sz w:val="20"/>
+          <w:szCs w:val="20"/>
+        </w:rPr>
+        <w:t xml:space="preserve">  </w:t>
+      </w:r>
+    </w:p>
+    <w:p>
+      <w:pPr>
+        <w:pStyle w:val="BodyText"/>
+        <w:rPr/>
+      </w:pPr>
+      <w:r>
+        <w:rPr/>
+        <w:t>Für die Ausgänge verwende ich ATiny85 beginnend mit CV1 = 50 aufsteigend</w:t>
+        <w:br/>
+        <w:t xml:space="preserve">aus </w:t>
+      </w:r>
+      <w:r>
+        <w:rPr/>
+        <w:t xml:space="preserve">in CV 1 = 50 </w:t>
+      </w:r>
+      <w:r>
+        <w:rPr/>
+        <w:t xml:space="preserve">DCC </w:t>
+      </w:r>
+      <w:r>
+        <w:rPr/>
+        <w:t xml:space="preserve">Adresse </w:t>
+      </w:r>
+      <w:r>
+        <w:rPr/>
+        <w:t>wird durch den</w:t>
+      </w:r>
+      <w:r>
+        <w:rPr/>
+        <w:t xml:space="preserve"> CV Rechner 197, 198, 199, 200 </w:t>
+        <w:br/>
+        <w:t xml:space="preserve">in Rocrail </w:t>
+      </w:r>
+      <w:r>
+        <w:rPr/>
+        <w:t xml:space="preserve">wird </w:t>
+      </w:r>
+      <w:r>
+        <w:rPr/>
+        <w:t xml:space="preserve">bei Z21 die zugehörigen Ausgangsadresse Adresse </w:t>
+      </w:r>
+      <w:r>
+        <w:rPr>
+          <w:b/>
+          <w:bCs/>
+        </w:rPr>
+        <w:t>+4</w:t>
+      </w:r>
+      <w:r>
+        <w:rPr/>
+        <w:t xml:space="preserve"> zur Port Nummer</w:t>
+        <w:br/>
+        <w:t xml:space="preserve">201, 202, 203, 204 mit der </w:t>
+      </w:r>
+      <w:r>
+        <w:rPr>
+          <w:b/>
+          <w:bCs/>
+        </w:rPr>
+        <w:t xml:space="preserve">Option Weiche, Zubehör </w:t>
+      </w:r>
+      <w:r>
+        <w:rPr/>
+        <w:t>definiert werden.</w:t>
+      </w:r>
+      <w:r>
+        <w:rPr/>
+        <w:br/>
+      </w:r>
+      <w:r>
+        <w:rPr/>
+        <w:t>In Rocrail wird</w:t>
+      </w:r>
+      <w:r>
+        <w:rPr/>
+        <w:t xml:space="preserve"> immer die Adresse 0 und Port xxx verwendet.</w:t>
+      </w:r>
+    </w:p>
+    <w:p>
+      <w:pPr>
+        <w:pStyle w:val="BodyText"/>
+        <w:rPr/>
+      </w:pPr>
+      <w:r>
+        <w:rPr/>
+      </w:r>
+    </w:p>
+    <w:p>
+      <w:pPr>
+        <w:pStyle w:val="BodyText"/>
+        <w:rPr/>
+      </w:pPr>
+      <w:r>
+        <w:rPr/>
+        <w:t xml:space="preserve">Tabellen – </w:t>
+      </w:r>
+      <w:r>
+        <w:rPr/>
+        <w:t>Ausgänge – Farbe</w:t>
+      </w:r>
+    </w:p>
+    <w:p>
+      <w:pPr>
+        <w:pStyle w:val="BodyText"/>
+        <w:rPr/>
+      </w:pPr>
+      <w:r>
+        <w:rPr/>
+        <w:drawing>
+          <wp:anchor behindDoc="0" distT="0" distB="0" distL="0" distR="0" simplePos="0" locked="0" layoutInCell="0" allowOverlap="1" relativeHeight="103">
+            <wp:simplePos x="0" y="0"/>
+            <wp:positionH relativeFrom="column">
+              <wp:align>center</wp:align>
+            </wp:positionH>
+            <wp:positionV relativeFrom="paragraph">
+              <wp:posOffset>635</wp:posOffset>
+            </wp:positionV>
+            <wp:extent cx="5293360" cy="2494915"/>
+            <wp:effectExtent l="0" t="0" r="0" b="0"/>
+            <wp:wrapSquare wrapText="largest"/>
+            <wp:docPr id="101" name="Bild26" descr="" title=""/>
+            <wp:cNvGraphicFramePr>
+              <a:graphicFrameLocks xmlns:a="http://schemas.openxmlformats.org/drawingml/2006/main" noChangeAspect="1"/>
+            </wp:cNvGraphicFramePr>
+            <a:graphic xmlns:a="http://schemas.openxmlformats.org/drawingml/2006/main">
+              <a:graphicData uri="http://schemas.openxmlformats.org/drawingml/2006/picture">
+                <pic:pic xmlns:pic="http://schemas.openxmlformats.org/drawingml/2006/picture">
+                  <pic:nvPicPr>
+                    <pic:cNvPr id="101" name="Bild26" descr="" title=""/>
+                    <pic:cNvPicPr>
+                      <a:picLocks noChangeAspect="1" noChangeArrowheads="1"/>
+                    </pic:cNvPicPr>
+                  </pic:nvPicPr>
+                  <pic:blipFill>
+                    <a:blip r:embed="rId147"/>
+                    <a:stretch>
+                      <a:fillRect/>
+                    </a:stretch>
+                  </pic:blipFill>
+                  <pic:spPr bwMode="auto">
+                    <a:xfrm>
+                      <a:off x="0" y="0"/>
+                      <a:ext cx="5293360" cy="2494915"/>
+                    </a:xfrm>
+                    <a:prstGeom prst="rect">
+                      <a:avLst/>
+                    </a:prstGeom>
+                  </pic:spPr>
+                </pic:pic>
+              </a:graphicData>
+            </a:graphic>
+          </wp:anchor>
+        </w:drawing>
+      </w:r>
+    </w:p>
+    <w:p>
+      <w:pPr>
+        <w:pStyle w:val="BodyText"/>
+        <w:rPr/>
+      </w:pPr>
+      <w:r>
+        <w:rPr/>
+        <w:t xml:space="preserve">Tabellen – </w:t>
+      </w:r>
+      <w:r>
+        <w:rPr/>
+        <w:t>Ausgänge – Verwendung</w:t>
+      </w:r>
+    </w:p>
+    <w:p>
+      <w:pPr>
+        <w:pStyle w:val="BodyText"/>
+        <w:numPr>
+          <w:ilvl w:val="0"/>
+          <w:numId w:val="0"/>
+        </w:numPr>
+        <w:spacing w:before="0" w:after="120"/>
+        <w:ind w:hanging="432" w:start="432"/>
+        <w:rPr/>
+      </w:pPr>
+      <w:r>
+        <w:rPr/>
+        <w:t>ist leer</w:t>
+      </w:r>
+    </w:p>
+    <w:p>
+      <w:pPr>
+        <w:pStyle w:val="Heading1"/>
+        <w:numPr>
+          <w:ilvl w:val="0"/>
+          <w:numId w:val="0"/>
+        </w:numPr>
+        <w:spacing w:before="0" w:after="120"/>
+        <w:ind w:hanging="432" w:start="432"/>
+        <w:rPr/>
+      </w:pPr>
+      <w:r>
+        <w:rPr/>
+      </w:r>
+    </w:p>
+    <w:p>
+      <w:pPr>
+        <w:pStyle w:val="Heading1"/>
+        <w:numPr>
+          <w:ilvl w:val="0"/>
+          <w:numId w:val="0"/>
+        </w:numPr>
+        <w:spacing w:before="0" w:after="120"/>
+        <w:ind w:hanging="432" w:start="432"/>
+        <w:rPr/>
+      </w:pPr>
+      <w:bookmarkStart w:id="53" w:name="__RefHeading___Toc2493_4156144698"/>
+      <w:bookmarkStart w:id="54" w:name="_Toc205293031"/>
+      <w:bookmarkEnd w:id="53"/>
       <w:r>
         <w:rPr/>
         <w:t>Rocrail Decoder Programmierung</w:t>
       </w:r>
-      <w:bookmarkEnd w:id="50"/>
+      <w:bookmarkEnd w:id="54"/>
       <w:r>
         <w:rPr/>
         <w:t xml:space="preserve"> </w:t>
@@ -17201,7 +18260,7 @@
         <w:rPr/>
         <w:t xml:space="preserve">Infos: PT Programmiergleis: </w:t>
       </w:r>
-      <w:hyperlink r:id="rId141">
+      <w:hyperlink r:id="rId148">
         <w:r>
           <w:rPr>
             <w:rStyle w:val="Hyperlink"/>
@@ -17230,7 +18289,7 @@
           <wp:inline distT="0" distB="0" distL="0" distR="0">
             <wp:extent cx="3183255" cy="5339715"/>
             <wp:effectExtent l="0" t="0" r="0" b="0"/>
-            <wp:docPr id="98" name="Grafik 1" descr="" title=""/>
+            <wp:docPr id="102" name="Grafik 1" descr="" title=""/>
             <wp:cNvGraphicFramePr>
               <a:graphicFrameLocks xmlns:a="http://schemas.openxmlformats.org/drawingml/2006/main" noChangeAspect="1"/>
             </wp:cNvGraphicFramePr>
@@ -17238,13 +18297,13 @@
               <a:graphicData uri="http://schemas.openxmlformats.org/drawingml/2006/picture">
                 <pic:pic xmlns:pic="http://schemas.openxmlformats.org/drawingml/2006/picture">
                   <pic:nvPicPr>
-                    <pic:cNvPr id="98" name="Grafik 1" descr="" title=""/>
+                    <pic:cNvPr id="102" name="Grafik 1" descr="" title=""/>
                     <pic:cNvPicPr>
                       <a:picLocks noChangeAspect="1" noChangeArrowheads="1"/>
                     </pic:cNvPicPr>
                   </pic:nvPicPr>
                   <pic:blipFill>
-                    <a:blip r:embed="rId142"/>
+                    <a:blip r:embed="rId149"/>
                     <a:stretch>
                       <a:fillRect/>
                     </a:stretch>
@@ -17310,16 +18369,16 @@
           <w:lang w:val="de-DE"/>
         </w:rPr>
       </w:pPr>
-      <w:bookmarkStart w:id="51" w:name="__RefHeading___Toc2248_651166389"/>
-      <w:bookmarkStart w:id="52" w:name="_Toc205293032"/>
-      <w:bookmarkEnd w:id="51"/>
+      <w:bookmarkStart w:id="55" w:name="__RefHeading___Toc2248_651166389"/>
+      <w:bookmarkStart w:id="56" w:name="_Toc205293032"/>
+      <w:bookmarkEnd w:id="55"/>
       <w:r>
         <w:rPr>
           <w:lang w:val="de-DE"/>
         </w:rPr>
         <w:t>Anhang:</w:t>
       </w:r>
-      <w:bookmarkEnd w:id="52"/>
+      <w:bookmarkEnd w:id="56"/>
     </w:p>
     <w:p>
       <w:pPr>
@@ -17330,14 +18389,14 @@
         </w:numPr>
         <w:rPr/>
       </w:pPr>
-      <w:bookmarkStart w:id="53" w:name="__RefHeading___Toc2250_651166389"/>
-      <w:bookmarkStart w:id="54" w:name="_Toc205293033"/>
-      <w:bookmarkEnd w:id="53"/>
+      <w:bookmarkStart w:id="57" w:name="__RefHeading___Toc2250_651166389"/>
+      <w:bookmarkStart w:id="58" w:name="_Toc205293033"/>
+      <w:bookmarkEnd w:id="57"/>
       <w:r>
         <w:rPr/>
         <w:t>Info Decoder Reset:</w:t>
       </w:r>
-      <w:bookmarkEnd w:id="54"/>
+      <w:bookmarkEnd w:id="58"/>
     </w:p>
     <w:p>
       <w:pPr>
@@ -17497,14 +18556,14 @@
           <w:b/>
         </w:rPr>
       </w:pPr>
-      <w:bookmarkStart w:id="55" w:name="_Toc205293034"/>
+      <w:bookmarkStart w:id="59" w:name="_Toc205293034"/>
       <w:r>
         <w:rPr>
           <w:rStyle w:val="berschrift2Zchn"/>
         </w:rPr>
         <w:t>Kürzel in der Plan.xml Datei:</w:t>
       </w:r>
-      <w:bookmarkEnd w:id="55"/>
+      <w:bookmarkEnd w:id="59"/>
       <w:r>
         <w:rPr>
           <w:b/>
@@ -18275,9 +19334,9 @@
       </w:r>
     </w:p>
     <w:sectPr>
-      <w:footerReference w:type="even" r:id="rId143"/>
-      <w:footerReference w:type="default" r:id="rId144"/>
-      <w:footerReference w:type="first" r:id="rId145"/>
+      <w:footerReference w:type="even" r:id="rId150"/>
+      <w:footerReference w:type="default" r:id="rId151"/>
+      <w:footerReference w:type="first" r:id="rId152"/>
       <w:type w:val="nextPage"/>
       <w:pgSz w:w="11906" w:h="16838"/>
       <w:pgMar w:left="1417" w:right="1417" w:gutter="0" w:header="0" w:top="1417" w:footer="737" w:bottom="1134"/>
@@ -18353,7 +19412,7 @@
       <w:rPr>
         <w:rFonts w:eastAsia="" w:cs="" w:ascii="Cambria" w:hAnsi="Cambria"/>
       </w:rPr>
-      <w:t>62</w:t>
+      <w:t>2</w:t>
     </w:r>
     <w:r>
       <w:rPr>
@@ -18423,7 +19482,7 @@
       <w:rPr>
         <w:rFonts w:eastAsia="" w:cs="" w:ascii="Cambria" w:hAnsi="Cambria"/>
       </w:rPr>
-      <w:t>62</w:t>
+      <w:t>2</w:t>
     </w:r>
     <w:r>
       <w:rPr>
